--- a/docs/FinalDemo/IntelliAI_Demo_Walkthrough_Script-2.docx
+++ b/docs/FinalDemo/IntelliAI_Demo_Walkthrough_Script-2.docx
@@ -1,6 +1,6 @@
 
 <file path=word/document.xml><?xml version="1.0" encoding="utf-8"?>
-<w:document xmlns:wpc="http://schemas.microsoft.com/office/word/2010/wordprocessingCanvas" xmlns:mc="http://schemas.openxmlformats.org/markup-compatibility/2006" xmlns:o="urn:schemas-microsoft-com:office:office" xmlns:r="http://schemas.openxmlformats.org/officeDocument/2006/relationships" xmlns:m="http://schemas.openxmlformats.org/officeDocument/2006/math" xmlns:v="urn:schemas-microsoft-com:vml" xmlns:wp14="http://schemas.microsoft.com/office/word/2010/wordprocessingDrawing" xmlns:wp="http://schemas.openxmlformats.org/drawingml/2006/wordprocessingDrawing" xmlns:w10="urn:schemas-microsoft-com:office:word" xmlns:w="http://schemas.openxmlformats.org/wordprocessingml/2006/main" xmlns:w14="http://schemas.microsoft.com/office/word/2010/wordml" xmlns:w15="http://schemas.microsoft.com/office/word/2012/wordml" xmlns:wpg="http://schemas.microsoft.com/office/word/2010/wordprocessingGroup" xmlns:wpi="http://schemas.microsoft.com/office/word/2010/wordprocessingInk" xmlns:wne="http://schemas.microsoft.com/office/word/2006/wordml" xmlns:wps="http://schemas.microsoft.com/office/word/2010/wordprocessingShape" xmlns:cx="http://schemas.microsoft.com/office/drawing/2014/chartex" xmlns:cx1="http://schemas.microsoft.com/office/drawing/2015/9/8/chartex" xmlns:cx2="http://schemas.microsoft.com/office/drawing/2015/10/21/chartex" xmlns:cx3="http://schemas.microsoft.com/office/drawing/2016/5/9/chartex" xmlns:cx4="http://schemas.microsoft.com/office/drawing/2016/5/10/chartex" xmlns:cx5="http://schemas.microsoft.com/office/drawing/2016/5/11/chartex" xmlns:cx6="http://schemas.microsoft.com/office/drawing/2016/5/12/chartex" xmlns:cx7="http://schemas.microsoft.com/office/drawing/2016/5/13/chartex" xmlns:cx8="http://schemas.microsoft.com/office/drawing/2016/5/14/chartex" xmlns:aink="http://schemas.microsoft.com/office/drawing/2016/ink" xmlns:am3d="http://schemas.microsoft.com/office/drawing/2017/model3d" xmlns:w16cex="http://schemas.microsoft.com/office/word/2018/wordml/cex" xmlns:w16cid="http://schemas.microsoft.com/office/word/2016/wordml/cid" xmlns:w16="http://schemas.microsoft.com/office/word/2018/wordml" xmlns:w16sdtdh="http://schemas.microsoft.com/office/word/2020/wordml/sdtdatahash" xmlns:w16se="http://schemas.microsoft.com/office/word/2015/wordml/symex" mc:Ignorable="w14 w15 wp14">
+<w:document xmlns:wpc="http://schemas.microsoft.com/office/word/2010/wordprocessingCanvas" xmlns:cx="http://schemas.microsoft.com/office/drawing/2014/chartex" xmlns:cx1="http://schemas.microsoft.com/office/drawing/2015/9/8/chartex" xmlns:cx2="http://schemas.microsoft.com/office/drawing/2015/10/21/chartex" xmlns:cx3="http://schemas.microsoft.com/office/drawing/2016/5/9/chartex" xmlns:cx4="http://schemas.microsoft.com/office/drawing/2016/5/10/chartex" xmlns:cx5="http://schemas.microsoft.com/office/drawing/2016/5/11/chartex" xmlns:cx6="http://schemas.microsoft.com/office/drawing/2016/5/12/chartex" xmlns:cx7="http://schemas.microsoft.com/office/drawing/2016/5/13/chartex" xmlns:cx8="http://schemas.microsoft.com/office/drawing/2016/5/14/chartex" xmlns:mc="http://schemas.openxmlformats.org/markup-compatibility/2006" xmlns:aink="http://schemas.microsoft.com/office/drawing/2016/ink" xmlns:am3d="http://schemas.microsoft.com/office/drawing/2017/model3d" xmlns:o="urn:schemas-microsoft-com:office:office" xmlns:oel="http://schemas.microsoft.com/office/2019/extlst" xmlns:r="http://schemas.openxmlformats.org/officeDocument/2006/relationships" xmlns:m="http://schemas.openxmlformats.org/officeDocument/2006/math" xmlns:v="urn:schemas-microsoft-com:vml" xmlns:wp14="http://schemas.microsoft.com/office/word/2010/wordprocessingDrawing" xmlns:wp="http://schemas.openxmlformats.org/drawingml/2006/wordprocessingDrawing" xmlns:w10="urn:schemas-microsoft-com:office:word" xmlns:w="http://schemas.openxmlformats.org/wordprocessingml/2006/main" xmlns:w14="http://schemas.microsoft.com/office/word/2010/wordml" xmlns:w15="http://schemas.microsoft.com/office/word/2012/wordml" xmlns:w16cex="http://schemas.microsoft.com/office/word/2018/wordml/cex" xmlns:w16cid="http://schemas.microsoft.com/office/word/2016/wordml/cid" xmlns:w16="http://schemas.microsoft.com/office/word/2018/wordml" xmlns:w16du="http://schemas.microsoft.com/office/word/2023/wordml/word16du" xmlns:w16sdtdh="http://schemas.microsoft.com/office/word/2020/wordml/sdtdatahash" xmlns:w16sdtfl="http://schemas.microsoft.com/office/word/2024/wordml/sdtformatlock" xmlns:w16se="http://schemas.microsoft.com/office/word/2015/wordml/symex" xmlns:wpg="http://schemas.microsoft.com/office/word/2010/wordprocessingGroup" xmlns:wpi="http://schemas.microsoft.com/office/word/2010/wordprocessingInk" xmlns:wne="http://schemas.microsoft.com/office/word/2006/wordml" xmlns:wps="http://schemas.microsoft.com/office/word/2010/wordprocessingShape" mc:Ignorable="w14 w15 w16se w16cid w16 w16cex w16sdtdh w16sdtfl w16du wp14">
   <w:body>
     <w:p>
       <w:pPr>
@@ -8,13 +8,21 @@
       </w:pPr>
       <w:r>
         <w:rPr>
-          <w:rFonts w:ascii="Arial" w:cs="Arial" w:eastAsia="Arial" w:hAnsi="Arial"/>
           <w:b/>
           <w:bCs/>
           <w:sz w:val="38"/>
           <w:szCs w:val="38"/>
         </w:rPr>
-        <w:t xml:space="preserve">IntelliAI — Demo Walkthrough Script</w:t>
+        <w:t>IntelliAI — Demo Walkthrough Script</w:t>
+      </w:r>
+      <w:r>
+        <w:rPr>
+          <w:b/>
+          <w:bCs/>
+          <w:sz w:val="38"/>
+          <w:szCs w:val="38"/>
+        </w:rPr>
+        <w:t xml:space="preserve">   </w:t>
       </w:r>
     </w:p>
     <w:p>
@@ -23,29 +31,27 @@
       </w:pPr>
       <w:r>
         <w:rPr>
-          <w:rFonts w:ascii="Arial" w:cs="Arial" w:eastAsia="Arial" w:hAnsi="Arial"/>
           <w:color w:val="555555"/>
           <w:sz w:val="21"/>
           <w:szCs w:val="21"/>
         </w:rPr>
-        <w:t xml:space="preserve">MQ-TITAN Phase 2 · IBM MQ Hackathon 2026 · Wells Fargo</w:t>
+        <w:t>MQ-TITAN Phase 2 · IBM MQ Hackathon 2026 · Wells Fargo</w:t>
       </w:r>
     </w:p>
     <w:p>
       <w:pPr>
         <w:pBdr>
-          <w:bottom w:val="single" w:color="2E5AAC" w:sz="6" w:space="4"/>
+          <w:bottom w:val="single" w:sz="6" w:space="4" w:color="2E5AAC"/>
         </w:pBdr>
         <w:spacing w:after="240"/>
       </w:pPr>
       <w:r>
         <w:rPr>
-          <w:rFonts w:ascii="Arial" w:cs="Arial" w:eastAsia="Arial" w:hAnsi="Arial"/>
           <w:color w:val="555555"/>
           <w:sz w:val="20"/>
           <w:szCs w:val="20"/>
         </w:rPr>
-        <w:t xml:space="preserve">Target recording time: 2 minutes  ·  Solution-first — problem cut, judges already know it</w:t>
+        <w:t>Target recording time: 2 minutes  ·  Solution-first — problem cut, judges already know it</w:t>
       </w:r>
     </w:p>
     <w:p>
@@ -54,29 +60,25 @@
       </w:pPr>
       <w:r>
         <w:rPr>
-          <w:rFonts w:ascii="Arial" w:cs="Arial" w:eastAsia="Arial" w:hAnsi="Arial"/>
           <w:i/>
           <w:iCs/>
           <w:sz w:val="21"/>
           <w:szCs w:val="21"/>
         </w:rPr>
-        <w:t xml:space="preserve">Each block is one screen. Bold time marker is your cumulative target; SCREEN line tells you where to navigate; indented text is the exact voiceover — it is timed. The first 25 seconds are tight: open on the running system, not on slides.</w:t>
-      </w:r>
-    </w:p>
-    <w:p>
-      <w:pPr>
-        <w:spacing w:after="60" w:before="240"/>
-      </w:pPr>
-      <w:r>
-        <w:rPr>
-          <w:rFonts w:ascii="Arial" w:cs="Arial" w:eastAsia="Arial" w:hAnsi="Arial"/>
+        <w:t>Each block is one screen. Bold time marker is your cumulative target; SCREEN line tells you where to navigate; indented text is the exact voiceover — it is timed. The first 25 seconds are tight: open on the running system, not on slides.</w:t>
+      </w:r>
+    </w:p>
+    <w:p>
+      <w:pPr>
+        <w:spacing w:before="240" w:after="60"/>
+      </w:pPr>
+      <w:r>
+        <w:rPr>
           <w:b/>
           <w:bCs/>
           <w:color w:val="2E5AAC"/>
-          <w:sz w:val="22"/>
-          <w:szCs w:val="22"/>
-        </w:rPr>
-        <w:t xml:space="preserve">0:00 – 0:15  —  What IntelliAI is</w:t>
+        </w:rPr>
+        <w:t>0:00 – 0:15  —  What IntelliAI is</w:t>
       </w:r>
     </w:p>
     <w:p>
@@ -85,7 +87,6 @@
       </w:pPr>
       <w:r>
         <w:rPr>
-          <w:rFonts w:ascii="Arial" w:cs="Arial" w:eastAsia="Arial" w:hAnsi="Arial"/>
           <w:b/>
           <w:bCs/>
           <w:color w:val="555555"/>
@@ -96,14 +97,13 @@
       </w:r>
       <w:r>
         <w:rPr>
-          <w:rFonts w:ascii="Arial" w:cs="Arial" w:eastAsia="Arial" w:hAnsi="Arial"/>
           <w:i/>
           <w:iCs/>
           <w:color w:val="555555"/>
           <w:sz w:val="18"/>
           <w:szCs w:val="18"/>
         </w:rPr>
-        <w:t xml:space="preserve">Architecture / topology view — the running system, not a slide</w:t>
+        <w:t>Architecture / topology view — the running system, not a slide</w:t>
       </w:r>
     </w:p>
     <w:p>
@@ -112,28 +112,20 @@
         <w:ind w:left="360"/>
       </w:pPr>
       <w:r>
-        <w:rPr>
-          <w:rFonts w:ascii="Arial" w:cs="Arial" w:eastAsia="Arial" w:hAnsi="Arial"/>
-          <w:sz w:val="22"/>
-          <w:szCs w:val="22"/>
-        </w:rPr>
-        <w:t xml:space="preserve">IntelliAI gives every application its own dedicated queue manager — migrating it off a shared one, live, with no message lost and no reconfiguration. It’s a control plane. Every MQ operation goes through one layer, the Business Control Layer. The BCL is the only thing that talks to MQ, so every change is validated, sequenced, and audit-logged with a Lamport clock. Migration runs on an explicit state machine, one app at a time.</w:t>
-      </w:r>
-    </w:p>
-    <w:p>
-      <w:pPr>
-        <w:spacing w:after="60" w:before="240"/>
-      </w:pPr>
-      <w:r>
-        <w:rPr>
-          <w:rFonts w:ascii="Arial" w:cs="Arial" w:eastAsia="Arial" w:hAnsi="Arial"/>
+        <w:t>IntelliAI gives every application its own dedicated queue manager — migrating it off a shared one, live, with no message lost and no reconfiguration. It’s a control plane. Every MQ operation goes through one layer, the Business Control Layer. The BCL is the only thing that talks to MQ, so every change is validated, sequenced, and audit-logged with a Lamport clock. Migration runs on an explicit state machine, one app at a time.</w:t>
+      </w:r>
+    </w:p>
+    <w:p>
+      <w:pPr>
+        <w:spacing w:before="240" w:after="60"/>
+      </w:pPr>
+      <w:r>
+        <w:rPr>
           <w:b/>
           <w:bCs/>
           <w:color w:val="2E5AAC"/>
-          <w:sz w:val="22"/>
-          <w:szCs w:val="22"/>
-        </w:rPr>
-        <w:t xml:space="preserve">0:15 – 0:30  —  Topology + OpenShift footprint</w:t>
+        </w:rPr>
+        <w:t>0:15 – 0:30  —  Topology + OpenShift footprint</w:t>
       </w:r>
     </w:p>
     <w:p>
@@ -142,7 +134,6 @@
       </w:pPr>
       <w:r>
         <w:rPr>
-          <w:rFonts w:ascii="Arial" w:cs="Arial" w:eastAsia="Arial" w:hAnsi="Arial"/>
           <w:b/>
           <w:bCs/>
           <w:color w:val="555555"/>
@@ -153,14 +144,13 @@
       </w:r>
       <w:r>
         <w:rPr>
-          <w:rFonts w:ascii="Arial" w:cs="Arial" w:eastAsia="Arial" w:hAnsi="Arial"/>
           <w:i/>
           <w:iCs/>
           <w:color w:val="555555"/>
           <w:sz w:val="18"/>
           <w:szCs w:val="18"/>
         </w:rPr>
-        <w:t xml:space="preserve">Topology Viz tab — source vs. target</w:t>
+        <w:t>Topology Viz tab — source vs. target</w:t>
       </w:r>
     </w:p>
     <w:p>
@@ -169,28 +159,20 @@
         <w:ind w:left="360"/>
       </w:pPr>
       <w:r>
-        <w:rPr>
-          <w:rFonts w:ascii="Arial" w:cs="Arial" w:eastAsia="Arial" w:hAnsi="Arial"/>
-          <w:sz w:val="22"/>
-          <w:szCs w:val="22"/>
-        </w:rPr>
-        <w:t xml:space="preserve">We upload the source and target definition files, and IntelliAI provisions everything as real OpenShift objects — queue manager pods, ClusterIP services, transmission queues, and sender/receiver channel pairs. Left is the shared-QM source estate; right is the dedicated-QM target. This isn’t simulated — these are live IBM MQ 9.4.5 pods.</w:t>
-      </w:r>
-    </w:p>
-    <w:p>
-      <w:pPr>
-        <w:spacing w:after="60" w:before="240"/>
-      </w:pPr>
-      <w:r>
-        <w:rPr>
-          <w:rFonts w:ascii="Arial" w:cs="Arial" w:eastAsia="Arial" w:hAnsi="Arial"/>
+        <w:t>We upload the source and target definition files, and IntelliAI provisions everything as real OpenShift objects — queue manager pods, ClusterIP services, transmission queues, and sender/receiver channel pairs. Left is the shared-QM source estate; right is the dedicated-QM target. This isn’t simulated — these are live IBM MQ 9.4.5 pods.</w:t>
+      </w:r>
+    </w:p>
+    <w:p>
+      <w:pPr>
+        <w:spacing w:before="240" w:after="60"/>
+      </w:pPr>
+      <w:r>
+        <w:rPr>
           <w:b/>
           <w:bCs/>
           <w:color w:val="2E5AAC"/>
-          <w:sz w:val="22"/>
-          <w:szCs w:val="22"/>
-        </w:rPr>
-        <w:t xml:space="preserve">0:30 – 1:00  —  Run a migration</w:t>
+        </w:rPr>
+        <w:t>0:30 – 1:00  —  Run a migration</w:t>
       </w:r>
     </w:p>
     <w:p>
@@ -199,7 +181,6 @@
       </w:pPr>
       <w:r>
         <w:rPr>
-          <w:rFonts w:ascii="Arial" w:cs="Arial" w:eastAsia="Arial" w:hAnsi="Arial"/>
           <w:b/>
           <w:bCs/>
           <w:color w:val="555555"/>
@@ -210,14 +191,13 @@
       </w:r>
       <w:r>
         <w:rPr>
-          <w:rFonts w:ascii="Arial" w:cs="Arial" w:eastAsia="Arial" w:hAnsi="Arial"/>
           <w:i/>
           <w:iCs/>
           <w:color w:val="555555"/>
           <w:sz w:val="18"/>
           <w:szCs w:val="18"/>
         </w:rPr>
-        <w:t xml:space="preserve">Migrations tab — start a migration, state machine animates</w:t>
+        <w:t>Migrations tab — start a migration, state machine animates</w:t>
       </w:r>
     </w:p>
     <w:p>
@@ -226,28 +206,20 @@
         <w:ind w:left="360"/>
       </w:pPr>
       <w:r>
-        <w:rPr>
-          <w:rFonts w:ascii="Arial" w:cs="Arial" w:eastAsia="Arial" w:hAnsi="Arial"/>
-          <w:sz w:val="22"/>
-          <w:szCs w:val="22"/>
-        </w:rPr>
-        <w:t xml:space="preserve">I start a migration for one app. First we provision its dedicated target queue manager. Then we build the bridge — a transmission queue and sender/receiver channel pair between source and target. Then the key step: we redefine the app’s local queue as a remote queue alias. The producer keeps connecting to the exact same queue — it never reconnects — but MQ now routes every message across the bridge to the new queue manager. The cutover is invisible to the application. The state machine you’re watching maps one-to-one to a TLA-plus specification — the migration coordinator is formally model-checked.</w:t>
-      </w:r>
-    </w:p>
-    <w:p>
-      <w:pPr>
-        <w:spacing w:after="60" w:before="240"/>
-      </w:pPr>
-      <w:r>
-        <w:rPr>
-          <w:rFonts w:ascii="Arial" w:cs="Arial" w:eastAsia="Arial" w:hAnsi="Arial"/>
+        <w:t>I start a migration for one app. First we provision its dedicated target queue manager. Then we build the bridge — a transmission queue and sender/receiver channel pair between source and target. Then the key step: we redefine the app’s local queue as a remote queue alias. The producer keeps connecting to the exact same queue — it never reconnects — but MQ now routes every message across the bridge to the new queue manager. The cutover is invisible to the application. The state machine you’re watching maps one-to-one to a TLA-plus specification — the migration coordinator is formally model-checked.</w:t>
+      </w:r>
+    </w:p>
+    <w:p>
+      <w:pPr>
+        <w:spacing w:before="240" w:after="60"/>
+      </w:pPr>
+      <w:r>
+        <w:rPr>
           <w:b/>
           <w:bCs/>
           <w:color w:val="2E5AAC"/>
-          <w:sz w:val="22"/>
-          <w:szCs w:val="22"/>
-        </w:rPr>
-        <w:t xml:space="preserve">1:00 – 1:15  —  Why it’s safe: drain proof + blast radius</w:t>
+        </w:rPr>
+        <w:t>1:00 – 1:15  —  Why it’s safe: drain proof + blast radius</w:t>
       </w:r>
     </w:p>
     <w:p>
@@ -256,7 +228,6 @@
       </w:pPr>
       <w:r>
         <w:rPr>
-          <w:rFonts w:ascii="Arial" w:cs="Arial" w:eastAsia="Arial" w:hAnsi="Arial"/>
           <w:b/>
           <w:bCs/>
           <w:color w:val="555555"/>
@@ -267,14 +238,13 @@
       </w:r>
       <w:r>
         <w:rPr>
-          <w:rFonts w:ascii="Arial" w:cs="Arial" w:eastAsia="Arial" w:hAnsi="Arial"/>
           <w:i/>
           <w:iCs/>
           <w:color w:val="555555"/>
           <w:sz w:val="18"/>
           <w:szCs w:val="18"/>
         </w:rPr>
-        <w:t xml:space="preserve">Migrations / Blast Radius analysis panel</w:t>
+        <w:t>Migrations / Blast Radius analysis panel</w:t>
       </w:r>
     </w:p>
     <w:p>
@@ -283,28 +253,20 @@
         <w:ind w:left="360"/>
       </w:pPr>
       <w:r>
-        <w:rPr>
-          <w:rFonts w:ascii="Arial" w:cs="Arial" w:eastAsia="Arial" w:hAnsi="Arial"/>
-          <w:sz w:val="22"/>
-          <w:szCs w:val="22"/>
-        </w:rPr>
-        <w:t xml:space="preserve">Two things make this safe. We drain the old queue and poll its depth to zero — proof no message was left behind. And the blast-radius analysis runs before migration even starts: it confirms zero MQSC commands touch a co-tenant queue manager. Because we rewire per-queue, the other apps on that shared QM are provably never disturbed. The drain time is predicted with Little’s Law — the formula is shown right in the UI, no black box.</w:t>
-      </w:r>
-    </w:p>
-    <w:p>
-      <w:pPr>
-        <w:spacing w:after="60" w:before="240"/>
-      </w:pPr>
-      <w:r>
-        <w:rPr>
-          <w:rFonts w:ascii="Arial" w:cs="Arial" w:eastAsia="Arial" w:hAnsi="Arial"/>
+        <w:t>Two things make this safe. We drain the old queue and poll its depth to zero — proof no message was left behind. And the blast-radius analysis runs before migration even starts: it confirms zero MQSC commands touch a co-tenant queue manager. Because we rewire per-queue, the other apps on that shared QM are provably never disturbed. The drain time is predicted with Little’s Law — the formula is shown right in the UI, no black box.</w:t>
+      </w:r>
+    </w:p>
+    <w:p>
+      <w:pPr>
+        <w:spacing w:before="240" w:after="60"/>
+      </w:pPr>
+      <w:r>
+        <w:rPr>
           <w:b/>
           <w:bCs/>
           <w:color w:val="2E5AAC"/>
-          <w:sz w:val="22"/>
-          <w:szCs w:val="22"/>
-        </w:rPr>
-        <w:t xml:space="preserve">1:15 – 1:30  —  Failure handling: RCA</w:t>
+        </w:rPr>
+        <w:t>1:15 – 1:30  —  Failure handling: RCA</w:t>
       </w:r>
     </w:p>
     <w:p>
@@ -313,7 +275,6 @@
       </w:pPr>
       <w:r>
         <w:rPr>
-          <w:rFonts w:ascii="Arial" w:cs="Arial" w:eastAsia="Arial" w:hAnsi="Arial"/>
           <w:b/>
           <w:bCs/>
           <w:color w:val="555555"/>
@@ -324,14 +285,13 @@
       </w:r>
       <w:r>
         <w:rPr>
-          <w:rFonts w:ascii="Arial" w:cs="Arial" w:eastAsia="Arial" w:hAnsi="Arial"/>
           <w:i/>
           <w:iCs/>
           <w:color w:val="555555"/>
           <w:sz w:val="18"/>
           <w:szCs w:val="18"/>
         </w:rPr>
-        <w:t xml:space="preserve">Root Cause Analysis screen</w:t>
+        <w:t>Root Cause Analysis screen</w:t>
       </w:r>
     </w:p>
     <w:p>
@@ -340,28 +300,20 @@
         <w:ind w:left="360"/>
       </w:pPr>
       <w:r>
-        <w:rPr>
-          <w:rFonts w:ascii="Arial" w:cs="Arial" w:eastAsia="Arial" w:hAnsi="Arial"/>
-          <w:sz w:val="22"/>
-          <w:szCs w:val="22"/>
-        </w:rPr>
-        <w:t xml:space="preserve">If a step fails, the engine rolls that one app back automatically. The RCA Assistant — backed by an LLM with a deterministic fallback so it never goes dark — reads the Lamport-ordered audit trail, finds the failure event, names the exact MQ reason code, and produces a structured diagnosis. The operator fixes the cause and re-runs.</w:t>
-      </w:r>
-    </w:p>
-    <w:p>
-      <w:pPr>
-        <w:spacing w:after="60" w:before="240"/>
-      </w:pPr>
-      <w:r>
-        <w:rPr>
-          <w:rFonts w:ascii="Arial" w:cs="Arial" w:eastAsia="Arial" w:hAnsi="Arial"/>
+        <w:t>If a step fails, the engine rolls that one app back automatically. The RCA Assistant — backed by an LLM with a deterministic fallback so it never goes dark — reads the Lamport-ordered audit trail, finds the failure event, names the exact MQ reason code, and produces a structured diagnosis. The operator fixes the cause and re-runs.</w:t>
+      </w:r>
+    </w:p>
+    <w:p>
+      <w:pPr>
+        <w:spacing w:before="240" w:after="60"/>
+      </w:pPr>
+      <w:r>
+        <w:rPr>
           <w:b/>
           <w:bCs/>
           <w:color w:val="2E5AAC"/>
-          <w:sz w:val="22"/>
-          <w:szCs w:val="22"/>
-        </w:rPr>
-        <w:t xml:space="preserve">1:30 – 1:45  —  Verify it works: test message + operator assistant</w:t>
+        </w:rPr>
+        <w:t>1:30 – 1:45  —  Verify it works: test message + operator assistant</w:t>
       </w:r>
     </w:p>
     <w:p>
@@ -370,25 +322,24 @@
       </w:pPr>
       <w:r>
         <w:rPr>
-          <w:rFonts w:ascii="Arial" w:cs="Arial" w:eastAsia="Arial" w:hAnsi="Arial"/>
           <w:b/>
           <w:bCs/>
           <w:color w:val="555555"/>
           <w:sz w:val="18"/>
           <w:szCs w:val="18"/>
         </w:rPr>
+        <w:lastRenderedPageBreak/>
         <w:t xml:space="preserve">SCREEN:  </w:t>
       </w:r>
       <w:r>
         <w:rPr>
-          <w:rFonts w:ascii="Arial" w:cs="Arial" w:eastAsia="Arial" w:hAnsi="Arial"/>
           <w:i/>
           <w:iCs/>
           <w:color w:val="555555"/>
           <w:sz w:val="18"/>
           <w:szCs w:val="18"/>
         </w:rPr>
-        <w:t xml:space="preserve">Data Flow tab, then Operator Assistant chat</w:t>
+        <w:t>Data Flow tab, then Operator Assistant chat</w:t>
       </w:r>
     </w:p>
     <w:p>
@@ -397,28 +348,20 @@
         <w:ind w:left="360"/>
       </w:pPr>
       <w:r>
-        <w:rPr>
-          <w:rFonts w:ascii="Arial" w:cs="Arial" w:eastAsia="Arial" w:hAnsi="Arial"/>
-          <w:sz w:val="22"/>
-          <w:szCs w:val="22"/>
-        </w:rPr>
-        <w:t xml:space="preserve">To prove the flow, Data Flow sends a real message end-to-end — producer to consumer across the new path — put, poll, get, all green. And the Operator Assistant chat lets you interrogate any migration in plain English: ask what happened to an app, why a step failed, what’s on the audit trail — it answers from the record.</w:t>
-      </w:r>
-    </w:p>
-    <w:p>
-      <w:pPr>
-        <w:spacing w:after="60" w:before="240"/>
-      </w:pPr>
-      <w:r>
-        <w:rPr>
-          <w:rFonts w:ascii="Arial" w:cs="Arial" w:eastAsia="Arial" w:hAnsi="Arial"/>
+        <w:t>To prove the flow, Data Flow sends a real message end-to-end — producer to consumer across the new path — put, poll, get, all green. And the Operator Assistant chat lets you interrogate any migration in plain English: ask what happened to an app, why a step failed, what’s on the audit trail — it answers from the record.</w:t>
+      </w:r>
+    </w:p>
+    <w:p>
+      <w:pPr>
+        <w:spacing w:before="240" w:after="60"/>
+      </w:pPr>
+      <w:r>
+        <w:rPr>
           <w:b/>
           <w:bCs/>
           <w:color w:val="2E5AAC"/>
-          <w:sz w:val="22"/>
-          <w:szCs w:val="22"/>
-        </w:rPr>
-        <w:t xml:space="preserve">1:45 – 2:00  —  Evidence + close</w:t>
+        </w:rPr>
+        <w:t>1:45 – 2:00  —  Evidence + close</w:t>
       </w:r>
     </w:p>
     <w:p>
@@ -427,7 +370,6 @@
       </w:pPr>
       <w:r>
         <w:rPr>
-          <w:rFonts w:ascii="Arial" w:cs="Arial" w:eastAsia="Arial" w:hAnsi="Arial"/>
           <w:b/>
           <w:bCs/>
           <w:color w:val="555555"/>
@@ -438,14 +380,13 @@
       </w:r>
       <w:r>
         <w:rPr>
-          <w:rFonts w:ascii="Arial" w:cs="Arial" w:eastAsia="Arial" w:hAnsi="Arial"/>
           <w:i/>
           <w:iCs/>
           <w:color w:val="555555"/>
           <w:sz w:val="18"/>
           <w:szCs w:val="18"/>
         </w:rPr>
-        <w:t xml:space="preserve">Evidence Export, then Migration Choreography</w:t>
+        <w:t>Evidence Export, then Migration Choreography</w:t>
       </w:r>
     </w:p>
     <w:p>
@@ -454,12 +395,7 @@
         <w:ind w:left="360"/>
       </w:pPr>
       <w:r>
-        <w:rPr>
-          <w:rFonts w:ascii="Arial" w:cs="Arial" w:eastAsia="Arial" w:hAnsi="Arial"/>
-          <w:sz w:val="22"/>
-          <w:szCs w:val="22"/>
-        </w:rPr>
-        <w:t xml:space="preserve">Every migration produces an evidence bundle — the generated MQSC scripts, the full Lamport-ordered audit log, the drain proof — downloadable for audit. Migration Choreography animates every step taken per app. No message lost, no app reconfigured, no co-tenant disturbed — formally verified, and every step on the record.</w:t>
+        <w:t>Every migration produces an evidence bundle — the generated MQSC scripts, the full Lamport-ordered audit log, the drain proof — downloadable for audit. Migration Choreography animates every step taken per app. No message lost, no app reconfigured, no co-tenant disturbed — formally verified, and every step on the record.</w:t>
       </w:r>
     </w:p>
     <w:p>
@@ -467,20 +403,25 @@
         <w:pStyle w:val="Heading1"/>
       </w:pPr>
       <w:r>
-        <w:t xml:space="preserve">Timing Summary</w:t>
+        <w:t>Timing Summary</w:t>
       </w:r>
     </w:p>
     <w:tbl>
       <w:tblPr>
-        <w:tblW w:type="dxa" w:w="9680"/>
+        <w:tblW w:w="9680" w:type="dxa"/>
         <w:tblBorders>
-          <w:top w:val="single" w:color="auto" w:sz="4"/>
-          <w:left w:val="single" w:color="auto" w:sz="4"/>
-          <w:bottom w:val="single" w:color="auto" w:sz="4"/>
-          <w:right w:val="single" w:color="auto" w:sz="4"/>
-          <w:insideH w:val="single" w:color="auto" w:sz="4"/>
-          <w:insideV w:val="single" w:color="auto" w:sz="4"/>
+          <w:top w:val="single" w:sz="4" w:space="0" w:color="auto"/>
+          <w:left w:val="single" w:sz="4" w:space="0" w:color="auto"/>
+          <w:bottom w:val="single" w:sz="4" w:space="0" w:color="auto"/>
+          <w:right w:val="single" w:sz="4" w:space="0" w:color="auto"/>
+          <w:insideH w:val="single" w:sz="4" w:space="0" w:color="auto"/>
+          <w:insideV w:val="single" w:sz="4" w:space="0" w:color="auto"/>
         </w:tblBorders>
+        <w:tblCellMar>
+          <w:left w:w="10" w:type="dxa"/>
+          <w:right w:w="10" w:type="dxa"/>
+        </w:tblCellMar>
+        <w:tblLook w:val="04A0" w:firstRow="1" w:lastRow="0" w:firstColumn="1" w:lastColumn="0" w:noHBand="0" w:noVBand="1"/>
       </w:tblPr>
       <w:tblGrid>
         <w:gridCol w:w="1600"/>
@@ -488,716 +429,698 @@
         <w:gridCol w:w="5580"/>
       </w:tblGrid>
       <w:tr>
+        <w:tblPrEx>
+          <w:tblCellMar>
+            <w:top w:w="0" w:type="dxa"/>
+            <w:bottom w:w="0" w:type="dxa"/>
+          </w:tblCellMar>
+        </w:tblPrEx>
         <w:tc>
           <w:tcPr>
-            <w:tcW w:type="dxa" w:w="1600"/>
+            <w:tcW w:w="1600" w:type="dxa"/>
             <w:tcBorders>
-              <w:top w:val="single" w:color="CCCCCC" w:sz="1"/>
-              <w:left w:val="single" w:color="CCCCCC" w:sz="1"/>
-              <w:bottom w:val="single" w:color="CCCCCC" w:sz="1"/>
-              <w:right w:val="single" w:color="CCCCCC" w:sz="1"/>
+              <w:top w:val="single" w:sz="1" w:space="0" w:color="CCCCCC"/>
+              <w:left w:val="single" w:sz="1" w:space="0" w:color="CCCCCC"/>
+              <w:bottom w:val="single" w:sz="1" w:space="0" w:color="CCCCCC"/>
+              <w:right w:val="single" w:sz="1" w:space="0" w:color="CCCCCC"/>
             </w:tcBorders>
-            <w:shd w:fill="D5E0F0" w:val="clear"/>
+            <w:shd w:val="clear" w:color="auto" w:fill="D5E0F0"/>
             <w:tcMar>
-              <w:top w:type="dxa" w:w="80"/>
-              <w:left w:type="dxa" w:w="120"/>
-              <w:bottom w:type="dxa" w:w="80"/>
-              <w:right w:type="dxa" w:w="120"/>
+              <w:top w:w="80" w:type="dxa"/>
+              <w:left w:w="120" w:type="dxa"/>
+              <w:bottom w:w="80" w:type="dxa"/>
+              <w:right w:w="120" w:type="dxa"/>
             </w:tcMar>
           </w:tcPr>
           <w:p>
             <w:r>
               <w:rPr>
-                <w:rFonts w:ascii="Arial" w:cs="Arial" w:eastAsia="Arial" w:hAnsi="Arial"/>
                 <w:b/>
                 <w:bCs/>
                 <w:sz w:val="20"/>
                 <w:szCs w:val="20"/>
               </w:rPr>
-              <w:t xml:space="preserve">Time</w:t>
+              <w:t>Time</w:t>
             </w:r>
           </w:p>
         </w:tc>
         <w:tc>
           <w:tcPr>
-            <w:tcW w:type="dxa" w:w="2500"/>
+            <w:tcW w:w="2500" w:type="dxa"/>
             <w:tcBorders>
-              <w:top w:val="single" w:color="CCCCCC" w:sz="1"/>
-              <w:left w:val="single" w:color="CCCCCC" w:sz="1"/>
-              <w:bottom w:val="single" w:color="CCCCCC" w:sz="1"/>
-              <w:right w:val="single" w:color="CCCCCC" w:sz="1"/>
+              <w:top w:val="single" w:sz="1" w:space="0" w:color="CCCCCC"/>
+              <w:left w:val="single" w:sz="1" w:space="0" w:color="CCCCCC"/>
+              <w:bottom w:val="single" w:sz="1" w:space="0" w:color="CCCCCC"/>
+              <w:right w:val="single" w:sz="1" w:space="0" w:color="CCCCCC"/>
             </w:tcBorders>
-            <w:shd w:fill="D5E0F0" w:val="clear"/>
+            <w:shd w:val="clear" w:color="auto" w:fill="D5E0F0"/>
             <w:tcMar>
-              <w:top w:type="dxa" w:w="80"/>
-              <w:left w:type="dxa" w:w="120"/>
-              <w:bottom w:type="dxa" w:w="80"/>
-              <w:right w:type="dxa" w:w="120"/>
+              <w:top w:w="80" w:type="dxa"/>
+              <w:left w:w="120" w:type="dxa"/>
+              <w:bottom w:w="80" w:type="dxa"/>
+              <w:right w:w="120" w:type="dxa"/>
             </w:tcMar>
           </w:tcPr>
           <w:p>
             <w:r>
               <w:rPr>
-                <w:rFonts w:ascii="Arial" w:cs="Arial" w:eastAsia="Arial" w:hAnsi="Arial"/>
                 <w:b/>
                 <w:bCs/>
                 <w:sz w:val="20"/>
                 <w:szCs w:val="20"/>
               </w:rPr>
-              <w:t xml:space="preserve">Screen</w:t>
+              <w:t>Screen</w:t>
             </w:r>
           </w:p>
         </w:tc>
         <w:tc>
           <w:tcPr>
-            <w:tcW w:type="dxa" w:w="5580"/>
+            <w:tcW w:w="5580" w:type="dxa"/>
             <w:tcBorders>
-              <w:top w:val="single" w:color="CCCCCC" w:sz="1"/>
-              <w:left w:val="single" w:color="CCCCCC" w:sz="1"/>
-              <w:bottom w:val="single" w:color="CCCCCC" w:sz="1"/>
-              <w:right w:val="single" w:color="CCCCCC" w:sz="1"/>
+              <w:top w:val="single" w:sz="1" w:space="0" w:color="CCCCCC"/>
+              <w:left w:val="single" w:sz="1" w:space="0" w:color="CCCCCC"/>
+              <w:bottom w:val="single" w:sz="1" w:space="0" w:color="CCCCCC"/>
+              <w:right w:val="single" w:sz="1" w:space="0" w:color="CCCCCC"/>
             </w:tcBorders>
-            <w:shd w:fill="D5E0F0" w:val="clear"/>
+            <w:shd w:val="clear" w:color="auto" w:fill="D5E0F0"/>
             <w:tcMar>
-              <w:top w:type="dxa" w:w="80"/>
-              <w:left w:type="dxa" w:w="120"/>
-              <w:bottom w:type="dxa" w:w="80"/>
-              <w:right w:type="dxa" w:w="120"/>
+              <w:top w:w="80" w:type="dxa"/>
+              <w:left w:w="120" w:type="dxa"/>
+              <w:bottom w:w="80" w:type="dxa"/>
+              <w:right w:w="120" w:type="dxa"/>
             </w:tcMar>
           </w:tcPr>
           <w:p>
             <w:r>
               <w:rPr>
-                <w:rFonts w:ascii="Arial" w:cs="Arial" w:eastAsia="Arial" w:hAnsi="Arial"/>
                 <w:b/>
                 <w:bCs/>
                 <w:sz w:val="20"/>
                 <w:szCs w:val="20"/>
               </w:rPr>
-              <w:t xml:space="preserve">Beat</w:t>
+              <w:t>Beat</w:t>
             </w:r>
           </w:p>
         </w:tc>
       </w:tr>
       <w:tr>
+        <w:tblPrEx>
+          <w:tblCellMar>
+            <w:top w:w="0" w:type="dxa"/>
+            <w:bottom w:w="0" w:type="dxa"/>
+          </w:tblCellMar>
+        </w:tblPrEx>
         <w:tc>
           <w:tcPr>
-            <w:tcW w:type="dxa" w:w="1600"/>
+            <w:tcW w:w="1600" w:type="dxa"/>
             <w:tcBorders>
-              <w:top w:val="single" w:color="CCCCCC" w:sz="1"/>
-              <w:left w:val="single" w:color="CCCCCC" w:sz="1"/>
-              <w:bottom w:val="single" w:color="CCCCCC" w:sz="1"/>
-              <w:right w:val="single" w:color="CCCCCC" w:sz="1"/>
+              <w:top w:val="single" w:sz="1" w:space="0" w:color="CCCCCC"/>
+              <w:left w:val="single" w:sz="1" w:space="0" w:color="CCCCCC"/>
+              <w:bottom w:val="single" w:sz="1" w:space="0" w:color="CCCCCC"/>
+              <w:right w:val="single" w:sz="1" w:space="0" w:color="CCCCCC"/>
             </w:tcBorders>
             <w:tcMar>
-              <w:top w:type="dxa" w:w="80"/>
-              <w:left w:type="dxa" w:w="120"/>
-              <w:bottom w:type="dxa" w:w="80"/>
-              <w:right w:type="dxa" w:w="120"/>
+              <w:top w:w="80" w:type="dxa"/>
+              <w:left w:w="120" w:type="dxa"/>
+              <w:bottom w:w="80" w:type="dxa"/>
+              <w:right w:w="120" w:type="dxa"/>
             </w:tcMar>
           </w:tcPr>
           <w:p>
             <w:r>
               <w:rPr>
-                <w:rFonts w:ascii="Arial" w:cs="Arial" w:eastAsia="Arial" w:hAnsi="Arial"/>
-                <w:b w:val="false"/>
-                <w:bCs w:val="false"/>
                 <w:sz w:val="20"/>
                 <w:szCs w:val="20"/>
               </w:rPr>
-              <w:t xml:space="preserve">0:00–0:15</w:t>
+              <w:t>0:00–0:15</w:t>
             </w:r>
           </w:p>
         </w:tc>
         <w:tc>
           <w:tcPr>
-            <w:tcW w:type="dxa" w:w="2500"/>
+            <w:tcW w:w="2500" w:type="dxa"/>
             <w:tcBorders>
-              <w:top w:val="single" w:color="CCCCCC" w:sz="1"/>
-              <w:left w:val="single" w:color="CCCCCC" w:sz="1"/>
-              <w:bottom w:val="single" w:color="CCCCCC" w:sz="1"/>
-              <w:right w:val="single" w:color="CCCCCC" w:sz="1"/>
+              <w:top w:val="single" w:sz="1" w:space="0" w:color="CCCCCC"/>
+              <w:left w:val="single" w:sz="1" w:space="0" w:color="CCCCCC"/>
+              <w:bottom w:val="single" w:sz="1" w:space="0" w:color="CCCCCC"/>
+              <w:right w:val="single" w:sz="1" w:space="0" w:color="CCCCCC"/>
             </w:tcBorders>
             <w:tcMar>
-              <w:top w:type="dxa" w:w="80"/>
-              <w:left w:type="dxa" w:w="120"/>
-              <w:bottom w:type="dxa" w:w="80"/>
-              <w:right w:type="dxa" w:w="120"/>
+              <w:top w:w="80" w:type="dxa"/>
+              <w:left w:w="120" w:type="dxa"/>
+              <w:bottom w:w="80" w:type="dxa"/>
+              <w:right w:w="120" w:type="dxa"/>
             </w:tcMar>
           </w:tcPr>
           <w:p>
             <w:r>
               <w:rPr>
-                <w:rFonts w:ascii="Arial" w:cs="Arial" w:eastAsia="Arial" w:hAnsi="Arial"/>
-                <w:b w:val="false"/>
-                <w:bCs w:val="false"/>
                 <w:sz w:val="20"/>
                 <w:szCs w:val="20"/>
               </w:rPr>
-              <w:t xml:space="preserve">Architecture</w:t>
+              <w:t>Architecture</w:t>
             </w:r>
           </w:p>
         </w:tc>
         <w:tc>
           <w:tcPr>
-            <w:tcW w:type="dxa" w:w="5580"/>
+            <w:tcW w:w="5580" w:type="dxa"/>
             <w:tcBorders>
-              <w:top w:val="single" w:color="CCCCCC" w:sz="1"/>
-              <w:left w:val="single" w:color="CCCCCC" w:sz="1"/>
-              <w:bottom w:val="single" w:color="CCCCCC" w:sz="1"/>
-              <w:right w:val="single" w:color="CCCCCC" w:sz="1"/>
+              <w:top w:val="single" w:sz="1" w:space="0" w:color="CCCCCC"/>
+              <w:left w:val="single" w:sz="1" w:space="0" w:color="CCCCCC"/>
+              <w:bottom w:val="single" w:sz="1" w:space="0" w:color="CCCCCC"/>
+              <w:right w:val="single" w:sz="1" w:space="0" w:color="CCCCCC"/>
             </w:tcBorders>
             <w:tcMar>
-              <w:top w:type="dxa" w:w="80"/>
-              <w:left w:type="dxa" w:w="120"/>
-              <w:bottom w:type="dxa" w:w="80"/>
-              <w:right w:type="dxa" w:w="120"/>
+              <w:top w:w="80" w:type="dxa"/>
+              <w:left w:w="120" w:type="dxa"/>
+              <w:bottom w:w="80" w:type="dxa"/>
+              <w:right w:w="120" w:type="dxa"/>
             </w:tcMar>
           </w:tcPr>
           <w:p>
             <w:r>
               <w:rPr>
-                <w:rFonts w:ascii="Arial" w:cs="Arial" w:eastAsia="Arial" w:hAnsi="Arial"/>
-                <w:b w:val="false"/>
-                <w:bCs w:val="false"/>
                 <w:sz w:val="20"/>
                 <w:szCs w:val="20"/>
               </w:rPr>
-              <w:t xml:space="preserve">What IntelliAI is — BCL, one layer, state machine</w:t>
+              <w:t>What IntelliAI is — BCL, one layer, state machine</w:t>
             </w:r>
           </w:p>
         </w:tc>
       </w:tr>
       <w:tr>
+        <w:tblPrEx>
+          <w:tblCellMar>
+            <w:top w:w="0" w:type="dxa"/>
+            <w:bottom w:w="0" w:type="dxa"/>
+          </w:tblCellMar>
+        </w:tblPrEx>
         <w:tc>
           <w:tcPr>
-            <w:tcW w:type="dxa" w:w="1600"/>
+            <w:tcW w:w="1600" w:type="dxa"/>
             <w:tcBorders>
-              <w:top w:val="single" w:color="CCCCCC" w:sz="1"/>
-              <w:left w:val="single" w:color="CCCCCC" w:sz="1"/>
-              <w:bottom w:val="single" w:color="CCCCCC" w:sz="1"/>
-              <w:right w:val="single" w:color="CCCCCC" w:sz="1"/>
+              <w:top w:val="single" w:sz="1" w:space="0" w:color="CCCCCC"/>
+              <w:left w:val="single" w:sz="1" w:space="0" w:color="CCCCCC"/>
+              <w:bottom w:val="single" w:sz="1" w:space="0" w:color="CCCCCC"/>
+              <w:right w:val="single" w:sz="1" w:space="0" w:color="CCCCCC"/>
             </w:tcBorders>
             <w:tcMar>
-              <w:top w:type="dxa" w:w="80"/>
-              <w:left w:type="dxa" w:w="120"/>
-              <w:bottom w:type="dxa" w:w="80"/>
-              <w:right w:type="dxa" w:w="120"/>
+              <w:top w:w="80" w:type="dxa"/>
+              <w:left w:w="120" w:type="dxa"/>
+              <w:bottom w:w="80" w:type="dxa"/>
+              <w:right w:w="120" w:type="dxa"/>
             </w:tcMar>
           </w:tcPr>
           <w:p>
             <w:r>
               <w:rPr>
-                <w:rFonts w:ascii="Arial" w:cs="Arial" w:eastAsia="Arial" w:hAnsi="Arial"/>
-                <w:b w:val="false"/>
-                <w:bCs w:val="false"/>
                 <w:sz w:val="20"/>
                 <w:szCs w:val="20"/>
               </w:rPr>
-              <w:t xml:space="preserve">0:15–0:30</w:t>
+              <w:t>0:15–0:30</w:t>
             </w:r>
           </w:p>
         </w:tc>
         <w:tc>
           <w:tcPr>
-            <w:tcW w:type="dxa" w:w="2500"/>
+            <w:tcW w:w="2500" w:type="dxa"/>
             <w:tcBorders>
-              <w:top w:val="single" w:color="CCCCCC" w:sz="1"/>
-              <w:left w:val="single" w:color="CCCCCC" w:sz="1"/>
-              <w:bottom w:val="single" w:color="CCCCCC" w:sz="1"/>
-              <w:right w:val="single" w:color="CCCCCC" w:sz="1"/>
+              <w:top w:val="single" w:sz="1" w:space="0" w:color="CCCCCC"/>
+              <w:left w:val="single" w:sz="1" w:space="0" w:color="CCCCCC"/>
+              <w:bottom w:val="single" w:sz="1" w:space="0" w:color="CCCCCC"/>
+              <w:right w:val="single" w:sz="1" w:space="0" w:color="CCCCCC"/>
             </w:tcBorders>
             <w:tcMar>
-              <w:top w:type="dxa" w:w="80"/>
-              <w:left w:type="dxa" w:w="120"/>
-              <w:bottom w:type="dxa" w:w="80"/>
-              <w:right w:type="dxa" w:w="120"/>
+              <w:top w:w="80" w:type="dxa"/>
+              <w:left w:w="120" w:type="dxa"/>
+              <w:bottom w:w="80" w:type="dxa"/>
+              <w:right w:w="120" w:type="dxa"/>
             </w:tcMar>
           </w:tcPr>
           <w:p>
             <w:r>
               <w:rPr>
-                <w:rFonts w:ascii="Arial" w:cs="Arial" w:eastAsia="Arial" w:hAnsi="Arial"/>
-                <w:b w:val="false"/>
-                <w:bCs w:val="false"/>
                 <w:sz w:val="20"/>
                 <w:szCs w:val="20"/>
               </w:rPr>
-              <w:t xml:space="preserve">Topology Viz</w:t>
+              <w:t>Topology Viz</w:t>
             </w:r>
           </w:p>
         </w:tc>
         <w:tc>
           <w:tcPr>
-            <w:tcW w:type="dxa" w:w="5580"/>
+            <w:tcW w:w="5580" w:type="dxa"/>
             <w:tcBorders>
-              <w:top w:val="single" w:color="CCCCCC" w:sz="1"/>
-              <w:left w:val="single" w:color="CCCCCC" w:sz="1"/>
-              <w:bottom w:val="single" w:color="CCCCCC" w:sz="1"/>
-              <w:right w:val="single" w:color="CCCCCC" w:sz="1"/>
+              <w:top w:val="single" w:sz="1" w:space="0" w:color="CCCCCC"/>
+              <w:left w:val="single" w:sz="1" w:space="0" w:color="CCCCCC"/>
+              <w:bottom w:val="single" w:sz="1" w:space="0" w:color="CCCCCC"/>
+              <w:right w:val="single" w:sz="1" w:space="0" w:color="CCCCCC"/>
             </w:tcBorders>
             <w:tcMar>
-              <w:top w:type="dxa" w:w="80"/>
-              <w:left w:type="dxa" w:w="120"/>
-              <w:bottom w:type="dxa" w:w="80"/>
-              <w:right w:type="dxa" w:w="120"/>
+              <w:top w:w="80" w:type="dxa"/>
+              <w:left w:w="120" w:type="dxa"/>
+              <w:bottom w:w="80" w:type="dxa"/>
+              <w:right w:w="120" w:type="dxa"/>
             </w:tcMar>
           </w:tcPr>
           <w:p>
             <w:r>
               <w:rPr>
-                <w:rFonts w:ascii="Arial" w:cs="Arial" w:eastAsia="Arial" w:hAnsi="Arial"/>
-                <w:b w:val="false"/>
-                <w:bCs w:val="false"/>
                 <w:sz w:val="20"/>
                 <w:szCs w:val="20"/>
               </w:rPr>
-              <w:t xml:space="preserve">Topology + real OpenShift footprint</w:t>
+              <w:t>Topology + real OpenShift footprint</w:t>
             </w:r>
           </w:p>
         </w:tc>
       </w:tr>
       <w:tr>
+        <w:tblPrEx>
+          <w:tblCellMar>
+            <w:top w:w="0" w:type="dxa"/>
+            <w:bottom w:w="0" w:type="dxa"/>
+          </w:tblCellMar>
+        </w:tblPrEx>
         <w:tc>
           <w:tcPr>
-            <w:tcW w:type="dxa" w:w="1600"/>
+            <w:tcW w:w="1600" w:type="dxa"/>
             <w:tcBorders>
-              <w:top w:val="single" w:color="CCCCCC" w:sz="1"/>
-              <w:left w:val="single" w:color="CCCCCC" w:sz="1"/>
-              <w:bottom w:val="single" w:color="CCCCCC" w:sz="1"/>
-              <w:right w:val="single" w:color="CCCCCC" w:sz="1"/>
+              <w:top w:val="single" w:sz="1" w:space="0" w:color="CCCCCC"/>
+              <w:left w:val="single" w:sz="1" w:space="0" w:color="CCCCCC"/>
+              <w:bottom w:val="single" w:sz="1" w:space="0" w:color="CCCCCC"/>
+              <w:right w:val="single" w:sz="1" w:space="0" w:color="CCCCCC"/>
             </w:tcBorders>
             <w:tcMar>
-              <w:top w:type="dxa" w:w="80"/>
-              <w:left w:type="dxa" w:w="120"/>
-              <w:bottom w:type="dxa" w:w="80"/>
-              <w:right w:type="dxa" w:w="120"/>
+              <w:top w:w="80" w:type="dxa"/>
+              <w:left w:w="120" w:type="dxa"/>
+              <w:bottom w:w="80" w:type="dxa"/>
+              <w:right w:w="120" w:type="dxa"/>
             </w:tcMar>
           </w:tcPr>
           <w:p>
             <w:r>
               <w:rPr>
-                <w:rFonts w:ascii="Arial" w:cs="Arial" w:eastAsia="Arial" w:hAnsi="Arial"/>
-                <w:b w:val="false"/>
-                <w:bCs w:val="false"/>
                 <w:sz w:val="20"/>
                 <w:szCs w:val="20"/>
               </w:rPr>
-              <w:t xml:space="preserve">0:30–1:00</w:t>
+              <w:t>0:30–1:00</w:t>
             </w:r>
           </w:p>
         </w:tc>
         <w:tc>
           <w:tcPr>
-            <w:tcW w:type="dxa" w:w="2500"/>
+            <w:tcW w:w="2500" w:type="dxa"/>
             <w:tcBorders>
-              <w:top w:val="single" w:color="CCCCCC" w:sz="1"/>
-              <w:left w:val="single" w:color="CCCCCC" w:sz="1"/>
-              <w:bottom w:val="single" w:color="CCCCCC" w:sz="1"/>
-              <w:right w:val="single" w:color="CCCCCC" w:sz="1"/>
+              <w:top w:val="single" w:sz="1" w:space="0" w:color="CCCCCC"/>
+              <w:left w:val="single" w:sz="1" w:space="0" w:color="CCCCCC"/>
+              <w:bottom w:val="single" w:sz="1" w:space="0" w:color="CCCCCC"/>
+              <w:right w:val="single" w:sz="1" w:space="0" w:color="CCCCCC"/>
             </w:tcBorders>
             <w:tcMar>
-              <w:top w:type="dxa" w:w="80"/>
-              <w:left w:type="dxa" w:w="120"/>
-              <w:bottom w:type="dxa" w:w="80"/>
-              <w:right w:type="dxa" w:w="120"/>
+              <w:top w:w="80" w:type="dxa"/>
+              <w:left w:w="120" w:type="dxa"/>
+              <w:bottom w:w="80" w:type="dxa"/>
+              <w:right w:w="120" w:type="dxa"/>
             </w:tcMar>
           </w:tcPr>
           <w:p>
             <w:r>
               <w:rPr>
-                <w:rFonts w:ascii="Arial" w:cs="Arial" w:eastAsia="Arial" w:hAnsi="Arial"/>
-                <w:b w:val="false"/>
-                <w:bCs w:val="false"/>
                 <w:sz w:val="20"/>
                 <w:szCs w:val="20"/>
               </w:rPr>
-              <w:t xml:space="preserve">Migrations</w:t>
+              <w:t>Migrations</w:t>
             </w:r>
           </w:p>
         </w:tc>
         <w:tc>
           <w:tcPr>
-            <w:tcW w:type="dxa" w:w="5580"/>
+            <w:tcW w:w="5580" w:type="dxa"/>
             <w:tcBorders>
-              <w:top w:val="single" w:color="CCCCCC" w:sz="1"/>
-              <w:left w:val="single" w:color="CCCCCC" w:sz="1"/>
-              <w:bottom w:val="single" w:color="CCCCCC" w:sz="1"/>
-              <w:right w:val="single" w:color="CCCCCC" w:sz="1"/>
+              <w:top w:val="single" w:sz="1" w:space="0" w:color="CCCCCC"/>
+              <w:left w:val="single" w:sz="1" w:space="0" w:color="CCCCCC"/>
+              <w:bottom w:val="single" w:sz="1" w:space="0" w:color="CCCCCC"/>
+              <w:right w:val="single" w:sz="1" w:space="0" w:color="CCCCCC"/>
             </w:tcBorders>
             <w:tcMar>
-              <w:top w:type="dxa" w:w="80"/>
-              <w:left w:type="dxa" w:w="120"/>
-              <w:bottom w:type="dxa" w:w="80"/>
-              <w:right w:type="dxa" w:w="120"/>
+              <w:top w:w="80" w:type="dxa"/>
+              <w:left w:w="120" w:type="dxa"/>
+              <w:bottom w:w="80" w:type="dxa"/>
+              <w:right w:w="120" w:type="dxa"/>
             </w:tcMar>
           </w:tcPr>
           <w:p>
             <w:r>
               <w:rPr>
-                <w:rFonts w:ascii="Arial" w:cs="Arial" w:eastAsia="Arial" w:hAnsi="Arial"/>
-                <w:b w:val="false"/>
-                <w:bCs w:val="false"/>
                 <w:sz w:val="20"/>
                 <w:szCs w:val="20"/>
               </w:rPr>
-              <w:t xml:space="preserve">Run a migration — provision, bridge, rewire, TLA+</w:t>
+              <w:t>Run a migration — provision, bridge, rewire, TLA+</w:t>
             </w:r>
           </w:p>
         </w:tc>
       </w:tr>
       <w:tr>
+        <w:tblPrEx>
+          <w:tblCellMar>
+            <w:top w:w="0" w:type="dxa"/>
+            <w:bottom w:w="0" w:type="dxa"/>
+          </w:tblCellMar>
+        </w:tblPrEx>
         <w:tc>
           <w:tcPr>
-            <w:tcW w:type="dxa" w:w="1600"/>
+            <w:tcW w:w="1600" w:type="dxa"/>
             <w:tcBorders>
-              <w:top w:val="single" w:color="CCCCCC" w:sz="1"/>
-              <w:left w:val="single" w:color="CCCCCC" w:sz="1"/>
-              <w:bottom w:val="single" w:color="CCCCCC" w:sz="1"/>
-              <w:right w:val="single" w:color="CCCCCC" w:sz="1"/>
+              <w:top w:val="single" w:sz="1" w:space="0" w:color="CCCCCC"/>
+              <w:left w:val="single" w:sz="1" w:space="0" w:color="CCCCCC"/>
+              <w:bottom w:val="single" w:sz="1" w:space="0" w:color="CCCCCC"/>
+              <w:right w:val="single" w:sz="1" w:space="0" w:color="CCCCCC"/>
             </w:tcBorders>
             <w:tcMar>
-              <w:top w:type="dxa" w:w="80"/>
-              <w:left w:type="dxa" w:w="120"/>
-              <w:bottom w:type="dxa" w:w="80"/>
-              <w:right w:type="dxa" w:w="120"/>
+              <w:top w:w="80" w:type="dxa"/>
+              <w:left w:w="120" w:type="dxa"/>
+              <w:bottom w:w="80" w:type="dxa"/>
+              <w:right w:w="120" w:type="dxa"/>
             </w:tcMar>
           </w:tcPr>
           <w:p>
             <w:r>
               <w:rPr>
-                <w:rFonts w:ascii="Arial" w:cs="Arial" w:eastAsia="Arial" w:hAnsi="Arial"/>
-                <w:b w:val="false"/>
-                <w:bCs w:val="false"/>
                 <w:sz w:val="20"/>
                 <w:szCs w:val="20"/>
               </w:rPr>
-              <w:t xml:space="preserve">1:00–1:15</w:t>
+              <w:t>1:00–1:15</w:t>
             </w:r>
           </w:p>
         </w:tc>
         <w:tc>
           <w:tcPr>
-            <w:tcW w:type="dxa" w:w="2500"/>
+            <w:tcW w:w="2500" w:type="dxa"/>
             <w:tcBorders>
-              <w:top w:val="single" w:color="CCCCCC" w:sz="1"/>
-              <w:left w:val="single" w:color="CCCCCC" w:sz="1"/>
-              <w:bottom w:val="single" w:color="CCCCCC" w:sz="1"/>
-              <w:right w:val="single" w:color="CCCCCC" w:sz="1"/>
+              <w:top w:val="single" w:sz="1" w:space="0" w:color="CCCCCC"/>
+              <w:left w:val="single" w:sz="1" w:space="0" w:color="CCCCCC"/>
+              <w:bottom w:val="single" w:sz="1" w:space="0" w:color="CCCCCC"/>
+              <w:right w:val="single" w:sz="1" w:space="0" w:color="CCCCCC"/>
             </w:tcBorders>
             <w:tcMar>
-              <w:top w:type="dxa" w:w="80"/>
-              <w:left w:type="dxa" w:w="120"/>
-              <w:bottom w:type="dxa" w:w="80"/>
-              <w:right w:type="dxa" w:w="120"/>
+              <w:top w:w="80" w:type="dxa"/>
+              <w:left w:w="120" w:type="dxa"/>
+              <w:bottom w:w="80" w:type="dxa"/>
+              <w:right w:w="120" w:type="dxa"/>
             </w:tcMar>
           </w:tcPr>
           <w:p>
             <w:r>
               <w:rPr>
-                <w:rFonts w:ascii="Arial" w:cs="Arial" w:eastAsia="Arial" w:hAnsi="Arial"/>
-                <w:b w:val="false"/>
-                <w:bCs w:val="false"/>
                 <w:sz w:val="20"/>
                 <w:szCs w:val="20"/>
               </w:rPr>
-              <w:t xml:space="preserve">Blast Radius</w:t>
+              <w:t>Blast Radius</w:t>
             </w:r>
           </w:p>
         </w:tc>
         <w:tc>
           <w:tcPr>
-            <w:tcW w:type="dxa" w:w="5580"/>
+            <w:tcW w:w="5580" w:type="dxa"/>
             <w:tcBorders>
-              <w:top w:val="single" w:color="CCCCCC" w:sz="1"/>
-              <w:left w:val="single" w:color="CCCCCC" w:sz="1"/>
-              <w:bottom w:val="single" w:color="CCCCCC" w:sz="1"/>
-              <w:right w:val="single" w:color="CCCCCC" w:sz="1"/>
+              <w:top w:val="single" w:sz="1" w:space="0" w:color="CCCCCC"/>
+              <w:left w:val="single" w:sz="1" w:space="0" w:color="CCCCCC"/>
+              <w:bottom w:val="single" w:sz="1" w:space="0" w:color="CCCCCC"/>
+              <w:right w:val="single" w:sz="1" w:space="0" w:color="CCCCCC"/>
             </w:tcBorders>
             <w:tcMar>
-              <w:top w:type="dxa" w:w="80"/>
-              <w:left w:type="dxa" w:w="120"/>
-              <w:bottom w:type="dxa" w:w="80"/>
-              <w:right w:type="dxa" w:w="120"/>
+              <w:top w:w="80" w:type="dxa"/>
+              <w:left w:w="120" w:type="dxa"/>
+              <w:bottom w:w="80" w:type="dxa"/>
+              <w:right w:w="120" w:type="dxa"/>
             </w:tcMar>
           </w:tcPr>
           <w:p>
             <w:r>
               <w:rPr>
-                <w:rFonts w:ascii="Arial" w:cs="Arial" w:eastAsia="Arial" w:hAnsi="Arial"/>
-                <w:b w:val="false"/>
-                <w:bCs w:val="false"/>
                 <w:sz w:val="20"/>
                 <w:szCs w:val="20"/>
               </w:rPr>
-              <w:t xml:space="preserve">Drain proof + blast radius + Little’s Law</w:t>
+              <w:t>Drain proof + blast radius + Little’s Law</w:t>
             </w:r>
           </w:p>
         </w:tc>
       </w:tr>
       <w:tr>
+        <w:tblPrEx>
+          <w:tblCellMar>
+            <w:top w:w="0" w:type="dxa"/>
+            <w:bottom w:w="0" w:type="dxa"/>
+          </w:tblCellMar>
+        </w:tblPrEx>
         <w:tc>
           <w:tcPr>
-            <w:tcW w:type="dxa" w:w="1600"/>
+            <w:tcW w:w="1600" w:type="dxa"/>
             <w:tcBorders>
-              <w:top w:val="single" w:color="CCCCCC" w:sz="1"/>
-              <w:left w:val="single" w:color="CCCCCC" w:sz="1"/>
-              <w:bottom w:val="single" w:color="CCCCCC" w:sz="1"/>
-              <w:right w:val="single" w:color="CCCCCC" w:sz="1"/>
+              <w:top w:val="single" w:sz="1" w:space="0" w:color="CCCCCC"/>
+              <w:left w:val="single" w:sz="1" w:space="0" w:color="CCCCCC"/>
+              <w:bottom w:val="single" w:sz="1" w:space="0" w:color="CCCCCC"/>
+              <w:right w:val="single" w:sz="1" w:space="0" w:color="CCCCCC"/>
             </w:tcBorders>
             <w:tcMar>
-              <w:top w:type="dxa" w:w="80"/>
-              <w:left w:type="dxa" w:w="120"/>
-              <w:bottom w:type="dxa" w:w="80"/>
-              <w:right w:type="dxa" w:w="120"/>
+              <w:top w:w="80" w:type="dxa"/>
+              <w:left w:w="120" w:type="dxa"/>
+              <w:bottom w:w="80" w:type="dxa"/>
+              <w:right w:w="120" w:type="dxa"/>
             </w:tcMar>
           </w:tcPr>
           <w:p>
             <w:r>
               <w:rPr>
-                <w:rFonts w:ascii="Arial" w:cs="Arial" w:eastAsia="Arial" w:hAnsi="Arial"/>
-                <w:b w:val="false"/>
-                <w:bCs w:val="false"/>
                 <w:sz w:val="20"/>
                 <w:szCs w:val="20"/>
               </w:rPr>
-              <w:t xml:space="preserve">1:15–1:30</w:t>
+              <w:t>1:15–1:30</w:t>
             </w:r>
           </w:p>
         </w:tc>
         <w:tc>
           <w:tcPr>
-            <w:tcW w:type="dxa" w:w="2500"/>
+            <w:tcW w:w="2500" w:type="dxa"/>
             <w:tcBorders>
-              <w:top w:val="single" w:color="CCCCCC" w:sz="1"/>
-              <w:left w:val="single" w:color="CCCCCC" w:sz="1"/>
-              <w:bottom w:val="single" w:color="CCCCCC" w:sz="1"/>
-              <w:right w:val="single" w:color="CCCCCC" w:sz="1"/>
+              <w:top w:val="single" w:sz="1" w:space="0" w:color="CCCCCC"/>
+              <w:left w:val="single" w:sz="1" w:space="0" w:color="CCCCCC"/>
+              <w:bottom w:val="single" w:sz="1" w:space="0" w:color="CCCCCC"/>
+              <w:right w:val="single" w:sz="1" w:space="0" w:color="CCCCCC"/>
             </w:tcBorders>
             <w:tcMar>
-              <w:top w:type="dxa" w:w="80"/>
-              <w:left w:type="dxa" w:w="120"/>
-              <w:bottom w:type="dxa" w:w="80"/>
-              <w:right w:type="dxa" w:w="120"/>
+              <w:top w:w="80" w:type="dxa"/>
+              <w:left w:w="120" w:type="dxa"/>
+              <w:bottom w:w="80" w:type="dxa"/>
+              <w:right w:w="120" w:type="dxa"/>
             </w:tcMar>
           </w:tcPr>
           <w:p>
             <w:r>
               <w:rPr>
-                <w:rFonts w:ascii="Arial" w:cs="Arial" w:eastAsia="Arial" w:hAnsi="Arial"/>
-                <w:b w:val="false"/>
-                <w:bCs w:val="false"/>
                 <w:sz w:val="20"/>
                 <w:szCs w:val="20"/>
               </w:rPr>
-              <w:t xml:space="preserve">RCA</w:t>
+              <w:t>RCA</w:t>
             </w:r>
           </w:p>
         </w:tc>
         <w:tc>
           <w:tcPr>
-            <w:tcW w:type="dxa" w:w="5580"/>
+            <w:tcW w:w="5580" w:type="dxa"/>
             <w:tcBorders>
-              <w:top w:val="single" w:color="CCCCCC" w:sz="1"/>
-              <w:left w:val="single" w:color="CCCCCC" w:sz="1"/>
-              <w:bottom w:val="single" w:color="CCCCCC" w:sz="1"/>
-              <w:right w:val="single" w:color="CCCCCC" w:sz="1"/>
+              <w:top w:val="single" w:sz="1" w:space="0" w:color="CCCCCC"/>
+              <w:left w:val="single" w:sz="1" w:space="0" w:color="CCCCCC"/>
+              <w:bottom w:val="single" w:sz="1" w:space="0" w:color="CCCCCC"/>
+              <w:right w:val="single" w:sz="1" w:space="0" w:color="CCCCCC"/>
             </w:tcBorders>
             <w:tcMar>
-              <w:top w:type="dxa" w:w="80"/>
-              <w:left w:type="dxa" w:w="120"/>
-              <w:bottom w:type="dxa" w:w="80"/>
-              <w:right w:type="dxa" w:w="120"/>
+              <w:top w:w="80" w:type="dxa"/>
+              <w:left w:w="120" w:type="dxa"/>
+              <w:bottom w:w="80" w:type="dxa"/>
+              <w:right w:w="120" w:type="dxa"/>
             </w:tcMar>
           </w:tcPr>
           <w:p>
             <w:r>
               <w:rPr>
-                <w:rFonts w:ascii="Arial" w:cs="Arial" w:eastAsia="Arial" w:hAnsi="Arial"/>
-                <w:b w:val="false"/>
-                <w:bCs w:val="false"/>
                 <w:sz w:val="20"/>
                 <w:szCs w:val="20"/>
               </w:rPr>
-              <w:t xml:space="preserve">Auto-rollback + RCA Assistant</w:t>
+              <w:t>Auto-rollback + RCA Assistant</w:t>
             </w:r>
           </w:p>
         </w:tc>
       </w:tr>
       <w:tr>
+        <w:tblPrEx>
+          <w:tblCellMar>
+            <w:top w:w="0" w:type="dxa"/>
+            <w:bottom w:w="0" w:type="dxa"/>
+          </w:tblCellMar>
+        </w:tblPrEx>
         <w:tc>
           <w:tcPr>
-            <w:tcW w:type="dxa" w:w="1600"/>
+            <w:tcW w:w="1600" w:type="dxa"/>
             <w:tcBorders>
-              <w:top w:val="single" w:color="CCCCCC" w:sz="1"/>
-              <w:left w:val="single" w:color="CCCCCC" w:sz="1"/>
-              <w:bottom w:val="single" w:color="CCCCCC" w:sz="1"/>
-              <w:right w:val="single" w:color="CCCCCC" w:sz="1"/>
+              <w:top w:val="single" w:sz="1" w:space="0" w:color="CCCCCC"/>
+              <w:left w:val="single" w:sz="1" w:space="0" w:color="CCCCCC"/>
+              <w:bottom w:val="single" w:sz="1" w:space="0" w:color="CCCCCC"/>
+              <w:right w:val="single" w:sz="1" w:space="0" w:color="CCCCCC"/>
             </w:tcBorders>
             <w:tcMar>
-              <w:top w:type="dxa" w:w="80"/>
-              <w:left w:type="dxa" w:w="120"/>
-              <w:bottom w:type="dxa" w:w="80"/>
-              <w:right w:type="dxa" w:w="120"/>
+              <w:top w:w="80" w:type="dxa"/>
+              <w:left w:w="120" w:type="dxa"/>
+              <w:bottom w:w="80" w:type="dxa"/>
+              <w:right w:w="120" w:type="dxa"/>
             </w:tcMar>
           </w:tcPr>
           <w:p>
             <w:r>
               <w:rPr>
-                <w:rFonts w:ascii="Arial" w:cs="Arial" w:eastAsia="Arial" w:hAnsi="Arial"/>
-                <w:b w:val="false"/>
-                <w:bCs w:val="false"/>
                 <w:sz w:val="20"/>
                 <w:szCs w:val="20"/>
               </w:rPr>
-              <w:t xml:space="preserve">1:30–1:45</w:t>
+              <w:t>1:30–1:45</w:t>
             </w:r>
           </w:p>
         </w:tc>
         <w:tc>
           <w:tcPr>
-            <w:tcW w:type="dxa" w:w="2500"/>
+            <w:tcW w:w="2500" w:type="dxa"/>
             <w:tcBorders>
-              <w:top w:val="single" w:color="CCCCCC" w:sz="1"/>
-              <w:left w:val="single" w:color="CCCCCC" w:sz="1"/>
-              <w:bottom w:val="single" w:color="CCCCCC" w:sz="1"/>
-              <w:right w:val="single" w:color="CCCCCC" w:sz="1"/>
+              <w:top w:val="single" w:sz="1" w:space="0" w:color="CCCCCC"/>
+              <w:left w:val="single" w:sz="1" w:space="0" w:color="CCCCCC"/>
+              <w:bottom w:val="single" w:sz="1" w:space="0" w:color="CCCCCC"/>
+              <w:right w:val="single" w:sz="1" w:space="0" w:color="CCCCCC"/>
             </w:tcBorders>
             <w:tcMar>
-              <w:top w:type="dxa" w:w="80"/>
-              <w:left w:type="dxa" w:w="120"/>
-              <w:bottom w:type="dxa" w:w="80"/>
-              <w:right w:type="dxa" w:w="120"/>
+              <w:top w:w="80" w:type="dxa"/>
+              <w:left w:w="120" w:type="dxa"/>
+              <w:bottom w:w="80" w:type="dxa"/>
+              <w:right w:w="120" w:type="dxa"/>
             </w:tcMar>
           </w:tcPr>
           <w:p>
             <w:r>
               <w:rPr>
-                <w:rFonts w:ascii="Arial" w:cs="Arial" w:eastAsia="Arial" w:hAnsi="Arial"/>
-                <w:b w:val="false"/>
-                <w:bCs w:val="false"/>
                 <w:sz w:val="20"/>
                 <w:szCs w:val="20"/>
               </w:rPr>
-              <w:t xml:space="preserve">Data Flow / Chat</w:t>
+              <w:t>Data Flow / Chat</w:t>
             </w:r>
           </w:p>
         </w:tc>
         <w:tc>
           <w:tcPr>
-            <w:tcW w:type="dxa" w:w="5580"/>
+            <w:tcW w:w="5580" w:type="dxa"/>
             <w:tcBorders>
-              <w:top w:val="single" w:color="CCCCCC" w:sz="1"/>
-              <w:left w:val="single" w:color="CCCCCC" w:sz="1"/>
-              <w:bottom w:val="single" w:color="CCCCCC" w:sz="1"/>
-              <w:right w:val="single" w:color="CCCCCC" w:sz="1"/>
+              <w:top w:val="single" w:sz="1" w:space="0" w:color="CCCCCC"/>
+              <w:left w:val="single" w:sz="1" w:space="0" w:color="CCCCCC"/>
+              <w:bottom w:val="single" w:sz="1" w:space="0" w:color="CCCCCC"/>
+              <w:right w:val="single" w:sz="1" w:space="0" w:color="CCCCCC"/>
             </w:tcBorders>
             <w:tcMar>
-              <w:top w:type="dxa" w:w="80"/>
-              <w:left w:type="dxa" w:w="120"/>
-              <w:bottom w:type="dxa" w:w="80"/>
-              <w:right w:type="dxa" w:w="120"/>
+              <w:top w:w="80" w:type="dxa"/>
+              <w:left w:w="120" w:type="dxa"/>
+              <w:bottom w:w="80" w:type="dxa"/>
+              <w:right w:w="120" w:type="dxa"/>
             </w:tcMar>
           </w:tcPr>
           <w:p>
             <w:r>
               <w:rPr>
-                <w:rFonts w:ascii="Arial" w:cs="Arial" w:eastAsia="Arial" w:hAnsi="Arial"/>
-                <w:b w:val="false"/>
-                <w:bCs w:val="false"/>
                 <w:sz w:val="20"/>
                 <w:szCs w:val="20"/>
               </w:rPr>
-              <w:t xml:space="preserve">Test message verify + Operator Assistant</w:t>
+              <w:t>Test message verify + Operator Assistant</w:t>
             </w:r>
           </w:p>
         </w:tc>
       </w:tr>
       <w:tr>
+        <w:tblPrEx>
+          <w:tblCellMar>
+            <w:top w:w="0" w:type="dxa"/>
+            <w:bottom w:w="0" w:type="dxa"/>
+          </w:tblCellMar>
+        </w:tblPrEx>
         <w:tc>
           <w:tcPr>
-            <w:tcW w:type="dxa" w:w="1600"/>
+            <w:tcW w:w="1600" w:type="dxa"/>
             <w:tcBorders>
-              <w:top w:val="single" w:color="CCCCCC" w:sz="1"/>
-              <w:left w:val="single" w:color="CCCCCC" w:sz="1"/>
-              <w:bottom w:val="single" w:color="CCCCCC" w:sz="1"/>
-              <w:right w:val="single" w:color="CCCCCC" w:sz="1"/>
+              <w:top w:val="single" w:sz="1" w:space="0" w:color="CCCCCC"/>
+              <w:left w:val="single" w:sz="1" w:space="0" w:color="CCCCCC"/>
+              <w:bottom w:val="single" w:sz="1" w:space="0" w:color="CCCCCC"/>
+              <w:right w:val="single" w:sz="1" w:space="0" w:color="CCCCCC"/>
             </w:tcBorders>
             <w:tcMar>
-              <w:top w:type="dxa" w:w="80"/>
-              <w:left w:type="dxa" w:w="120"/>
-              <w:bottom w:type="dxa" w:w="80"/>
-              <w:right w:type="dxa" w:w="120"/>
+              <w:top w:w="80" w:type="dxa"/>
+              <w:left w:w="120" w:type="dxa"/>
+              <w:bottom w:w="80" w:type="dxa"/>
+              <w:right w:w="120" w:type="dxa"/>
             </w:tcMar>
           </w:tcPr>
           <w:p>
             <w:r>
               <w:rPr>
-                <w:rFonts w:ascii="Arial" w:cs="Arial" w:eastAsia="Arial" w:hAnsi="Arial"/>
-                <w:b w:val="false"/>
-                <w:bCs w:val="false"/>
                 <w:sz w:val="20"/>
                 <w:szCs w:val="20"/>
               </w:rPr>
-              <w:t xml:space="preserve">1:45–2:00</w:t>
+              <w:t>1:45–2:00</w:t>
             </w:r>
           </w:p>
         </w:tc>
         <w:tc>
           <w:tcPr>
-            <w:tcW w:type="dxa" w:w="2500"/>
+            <w:tcW w:w="2500" w:type="dxa"/>
             <w:tcBorders>
-              <w:top w:val="single" w:color="CCCCCC" w:sz="1"/>
-              <w:left w:val="single" w:color="CCCCCC" w:sz="1"/>
-              <w:bottom w:val="single" w:color="CCCCCC" w:sz="1"/>
-              <w:right w:val="single" w:color="CCCCCC" w:sz="1"/>
+              <w:top w:val="single" w:sz="1" w:space="0" w:color="CCCCCC"/>
+              <w:left w:val="single" w:sz="1" w:space="0" w:color="CCCCCC"/>
+              <w:bottom w:val="single" w:sz="1" w:space="0" w:color="CCCCCC"/>
+              <w:right w:val="single" w:sz="1" w:space="0" w:color="CCCCCC"/>
             </w:tcBorders>
             <w:tcMar>
-              <w:top w:type="dxa" w:w="80"/>
-              <w:left w:type="dxa" w:w="120"/>
-              <w:bottom w:type="dxa" w:w="80"/>
-              <w:right w:type="dxa" w:w="120"/>
+              <w:top w:w="80" w:type="dxa"/>
+              <w:left w:w="120" w:type="dxa"/>
+              <w:bottom w:w="80" w:type="dxa"/>
+              <w:right w:w="120" w:type="dxa"/>
             </w:tcMar>
           </w:tcPr>
           <w:p>
             <w:r>
               <w:rPr>
-                <w:rFonts w:ascii="Arial" w:cs="Arial" w:eastAsia="Arial" w:hAnsi="Arial"/>
-                <w:b w:val="false"/>
-                <w:bCs w:val="false"/>
                 <w:sz w:val="20"/>
                 <w:szCs w:val="20"/>
               </w:rPr>
-              <w:t xml:space="preserve">Evidence</w:t>
+              <w:t>Evidence</w:t>
             </w:r>
           </w:p>
         </w:tc>
         <w:tc>
           <w:tcPr>
-            <w:tcW w:type="dxa" w:w="5580"/>
+            <w:tcW w:w="5580" w:type="dxa"/>
             <w:tcBorders>
-              <w:top w:val="single" w:color="CCCCCC" w:sz="1"/>
-              <w:left w:val="single" w:color="CCCCCC" w:sz="1"/>
-              <w:bottom w:val="single" w:color="CCCCCC" w:sz="1"/>
-              <w:right w:val="single" w:color="CCCCCC" w:sz="1"/>
+              <w:top w:val="single" w:sz="1" w:space="0" w:color="CCCCCC"/>
+              <w:left w:val="single" w:sz="1" w:space="0" w:color="CCCCCC"/>
+              <w:bottom w:val="single" w:sz="1" w:space="0" w:color="CCCCCC"/>
+              <w:right w:val="single" w:sz="1" w:space="0" w:color="CCCCCC"/>
             </w:tcBorders>
             <w:tcMar>
-              <w:top w:type="dxa" w:w="80"/>
-              <w:left w:type="dxa" w:w="120"/>
-              <w:bottom w:type="dxa" w:w="80"/>
-              <w:right w:type="dxa" w:w="120"/>
+              <w:top w:w="80" w:type="dxa"/>
+              <w:left w:w="120" w:type="dxa"/>
+              <w:bottom w:w="80" w:type="dxa"/>
+              <w:right w:w="120" w:type="dxa"/>
             </w:tcMar>
           </w:tcPr>
           <w:p>
             <w:r>
               <w:rPr>
-                <w:rFonts w:ascii="Arial" w:cs="Arial" w:eastAsia="Arial" w:hAnsi="Arial"/>
-                <w:b w:val="false"/>
-                <w:bCs w:val="false"/>
                 <w:sz w:val="20"/>
                 <w:szCs w:val="20"/>
               </w:rPr>
-              <w:t xml:space="preserve">Evidence export + choreography + close</w:t>
+              <w:t>Evidence export + choreography + close</w:t>
             </w:r>
           </w:p>
         </w:tc>
@@ -1208,7 +1131,7 @@
         <w:pStyle w:val="Heading1"/>
       </w:pPr>
       <w:r>
-        <w:t xml:space="preserve">What Changed From the Previous Cut</w:t>
+        <w:t>What Changed From the Previous Cut</w:t>
       </w:r>
     </w:p>
     <w:p>
@@ -1222,11 +1145,10 @@
       </w:pPr>
       <w:r>
         <w:rPr>
-          <w:rFonts w:ascii="Arial" w:cs="Arial" w:eastAsia="Arial" w:hAnsi="Arial"/>
           <w:sz w:val="21"/>
           <w:szCs w:val="21"/>
         </w:rPr>
-        <w:t xml:space="preserve">Problem statement cut entirely. The 25-year-veteran panel knows the shared-QM failure-domain problem; spending 20 seconds on it is wasted. Opens directly on the solution and the running system.</w:t>
+        <w:t>Problem statement cut entirely. The 25-year-veteran panel knows the shared-QM failure-domain problem; spending 20 seconds on it is wasted. Opens directly on the solution and the running system.</w:t>
       </w:r>
     </w:p>
     <w:p>
@@ -1240,11 +1162,10 @@
       </w:pPr>
       <w:r>
         <w:rPr>
-          <w:rFonts w:ascii="Arial" w:cs="Arial" w:eastAsia="Arial" w:hAnsi="Arial"/>
           <w:sz w:val="21"/>
           <w:szCs w:val="21"/>
         </w:rPr>
-        <w:t xml:space="preserve">Reclaimed time redistributed to the differentiated sections: blast radius now has its own beat, RCA and Operator Assistant are separated from the feature sweep, test message verification is shown live rather than mentioned in passing.</w:t>
+        <w:t>Reclaimed time redistributed to the differentiated sections: blast radius now has its own beat, RCA and Operator Assistant are separated from the feature sweep, test message verification is shown live rather than mentioned in passing.</w:t>
       </w:r>
     </w:p>
     <w:p>
@@ -1258,11 +1179,10 @@
       </w:pPr>
       <w:r>
         <w:rPr>
-          <w:rFonts w:ascii="Arial" w:cs="Arial" w:eastAsia="Arial" w:hAnsi="Arial"/>
           <w:sz w:val="21"/>
           <w:szCs w:val="21"/>
         </w:rPr>
-        <w:t xml:space="preserve">The feature sweep is deliberately not a flat list of eight items. Judges punish breathless feature tours. High-value items (migration run, blast radius, RCA, test message) are shown live; the rest (evidence, choreography) close it out fast.</w:t>
+        <w:t>The feature sweep is deliberately not a flat list of eight items. Judges punish breathless feature tours. High-value items (migration run, blast radius, RCA, test message) are shown live; the rest (evidence, choreography) close it out fast.</w:t>
       </w:r>
     </w:p>
     <w:p>
@@ -1270,7 +1190,7 @@
         <w:pStyle w:val="Heading1"/>
       </w:pPr>
       <w:r>
-        <w:t xml:space="preserve">Notes for the Recording</w:t>
+        <w:t>Notes for the Recording</w:t>
       </w:r>
     </w:p>
     <w:p>
@@ -1278,7 +1198,7 @@
         <w:pStyle w:val="Heading2"/>
       </w:pPr>
       <w:r>
-        <w:t xml:space="preserve">Math claims — verify before recording</w:t>
+        <w:t>Math claims — verify before recording</w:t>
       </w:r>
     </w:p>
     <w:p>
@@ -1292,11 +1212,10 @@
       </w:pPr>
       <w:r>
         <w:rPr>
-          <w:rFonts w:ascii="Arial" w:cs="Arial" w:eastAsia="Arial" w:hAnsi="Arial"/>
           <w:sz w:val="21"/>
           <w:szCs w:val="21"/>
         </w:rPr>
-        <w:t xml:space="preserve">The script names Little’s Law (Little 1961) for drain prediction and TLA+ for the state machine — both are built and citable. It does NOT name a Markov chain. The handoff document explicitly defers MDP / Markov work to Phase 3. If a Markov reliability model is genuinely on screen with a visible transition matrix, you may add one sentence — but be ready to show it. Do not name math you cannot display.</w:t>
+        <w:t>The script names Little’s Law (Little 1961) for drain prediction and TLA+ for the state machine — both are built and citable. It does NOT name a Markov chain. The handoff document explicitly defers MDP / Markov work to Phase 3. If a Markov reliability model is genuinely on screen with a visible transition matrix, you may add one sentence — but be ready to show it. Do not name math you cannot display.</w:t>
       </w:r>
     </w:p>
     <w:p>
@@ -1304,7 +1223,7 @@
         <w:pStyle w:val="Heading2"/>
       </w:pPr>
       <w:r>
-        <w:t xml:space="preserve">Agent claims — verify before recording</w:t>
+        <w:t>Agent claims — verify before recording</w:t>
       </w:r>
     </w:p>
     <w:p>
@@ -1318,11 +1237,11 @@
       </w:pPr>
       <w:r>
         <w:rPr>
-          <w:rFonts w:ascii="Arial" w:cs="Arial" w:eastAsia="Arial" w:hAnsi="Arial"/>
           <w:sz w:val="21"/>
           <w:szCs w:val="21"/>
         </w:rPr>
-        <w:t xml:space="preserve">The script names exactly two LLM-backed pieces: the RCA Assistant and the Operator Assistant, both with deterministic fallback. This matches the migration build. Do not claim the 9- or 11-agent system from the Battle Plan — that scope is not in the migration workstream and a judge will ask to see it.</w:t>
+        <w:lastRenderedPageBreak/>
+        <w:t>The script names exactly two LLM-backed pieces: the RCA Assistant and the Operator Assistant, both with deterministic fallback. This matches the migration build. Do not claim the 9- or 11-agent system from the Battle Plan — that scope is not in the migration workstream and a judge will ask to see it.</w:t>
       </w:r>
     </w:p>
     <w:p>
@@ -1330,7 +1249,7 @@
         <w:pStyle w:val="Heading2"/>
       </w:pPr>
       <w:r>
-        <w:t xml:space="preserve">Timing realism</w:t>
+        <w:t>Timing realism</w:t>
       </w:r>
     </w:p>
     <w:p>
@@ -1344,11 +1263,10 @@
       </w:pPr>
       <w:r>
         <w:rPr>
-          <w:rFonts w:ascii="Arial" w:cs="Arial" w:eastAsia="Arial" w:hAnsi="Arial"/>
           <w:sz w:val="21"/>
           <w:szCs w:val="21"/>
         </w:rPr>
-        <w:t xml:space="preserve">The migration in the 0:30–1:00 beat takes longer than 30 seconds to run. Pre-stage it so the state machine is already mid-flight when you arrive, or speak over a running migration and let the animation catch up. Never wait on a pod in silence.</w:t>
+        <w:t>The migration in the 0:30–1:00 beat takes longer than 30 seconds to run. Pre-stage it so the state machine is already mid-flight when you arrive, or speak over a running migration and let the animation catch up. Never wait on a pod in silence.</w:t>
       </w:r>
     </w:p>
     <w:p>
@@ -1362,11 +1280,10 @@
       </w:pPr>
       <w:r>
         <w:rPr>
-          <w:rFonts w:ascii="Arial" w:cs="Arial" w:eastAsia="Arial" w:hAnsi="Arial"/>
           <w:sz w:val="21"/>
           <w:szCs w:val="21"/>
         </w:rPr>
-        <w:t xml:space="preserve">The 0:30–1:00 beat is the longest single block and the most word-dense. Practice it — it is right at the edge of 30 seconds at demo pace. If you run long, the TLA+ sentence is the safe cut.</w:t>
+        <w:t>The 0:30–1:00 beat is the longest single block and the most word-dense. Practice it — it is right at the edge of 30 seconds at demo pace. If you run long, the TLA+ sentence is the safe cut.</w:t>
       </w:r>
     </w:p>
     <w:p>
@@ -1374,7 +1291,7 @@
         <w:pStyle w:val="Heading2"/>
       </w:pPr>
       <w:r>
-        <w:t xml:space="preserve">Strongest differentiator</w:t>
+        <w:t>Strongest differentiator</w:t>
       </w:r>
     </w:p>
     <w:p>
@@ -1388,106 +1305,29 @@
       </w:pPr>
       <w:r>
         <w:rPr>
-          <w:rFonts w:ascii="Arial" w:cs="Arial" w:eastAsia="Arial" w:hAnsi="Arial"/>
           <w:sz w:val="21"/>
           <w:szCs w:val="21"/>
         </w:rPr>
-        <w:t xml:space="preserve">The blast-radius line — “zero MQSC commands touch a co-tenant queue manager, before migration even starts” — is the standout claim: it is a pre-flight check, it is concrete, and it directly answers “you can’t disturb the other apps.” Make sure the analysis is actually visible on screen when you say it.</w:t>
+        <w:t>The blast-radius line — “zero MQSC commands touch a co-tenant queue manager, before migration even starts” — is the standout claim: it is a pre-flight check, it is concrete, and it directly answers “you can’t disturb the other apps.” Make sure the analysis is actually visible on screen when you say it.</w:t>
       </w:r>
     </w:p>
     <w:sectPr>
-      <w:pgSz w:w="12240" w:h="15840" w:orient="portrait"/>
+      <w:pgSz w:w="12240" w:h="15840"/>
       <w:pgMar w:top="1280" w:right="1280" w:bottom="1280" w:left="1280" w:header="708" w:footer="708" w:gutter="0"/>
-      <w:pgNumType/>
+      <w:cols w:space="720"/>
       <w:docGrid w:linePitch="360"/>
     </w:sectPr>
   </w:body>
 </w:document>
 </file>
 
-<file path=word/comments.xml><?xml version="1.0" encoding="utf-8"?>
-<w:comments xmlns:cx="http://schemas.microsoft.com/office/drawing/2014/chartex" xmlns:cx1="http://schemas.microsoft.com/office/drawing/2015/9/8/chartex" xmlns:cx2="http://schemas.microsoft.com/office/drawing/2015/10/21/chartex" xmlns:cx3="http://schemas.microsoft.com/office/drawing/2016/5/9/chartex" xmlns:cx4="http://schemas.microsoft.com/office/drawing/2016/5/10/chartex" xmlns:cx5="http://schemas.microsoft.com/office/drawing/2016/5/11/chartex" xmlns:cx6="http://schemas.microsoft.com/office/drawing/2016/5/12/chartex" xmlns:cx7="http://schemas.microsoft.com/office/drawing/2016/5/13/chartex" xmlns:cx8="http://schemas.microsoft.com/office/drawing/2016/5/14/chartex" xmlns:mc="http://schemas.openxmlformats.org/markup-compatibility/2006" xmlns:aink="http://schemas.microsoft.com/office/drawing/2016/ink" xmlns:am3d="http://schemas.microsoft.com/office/drawing/2017/model3d" xmlns:o="urn:schemas-microsoft-com:office:office" xmlns:r="http://schemas.openxmlformats.org/officeDocument/2006/relationships" xmlns:m="http://schemas.openxmlformats.org/officeDocument/2006/math" xmlns:v="urn:schemas-microsoft-com:vml" xmlns:wp14="http://schemas.microsoft.com/office/word/2010/wordprocessingDrawing" xmlns:wp="http://schemas.openxmlformats.org/drawingml/2006/wordprocessingDrawing" xmlns:w10="urn:schemas-microsoft-com:office:word" xmlns:w="http://schemas.openxmlformats.org/wordprocessingml/2006/main" xmlns:w14="http://schemas.microsoft.com/office/word/2010/wordml" xmlns:w15="http://schemas.microsoft.com/office/word/2012/wordml" xmlns:w16cex="http://schemas.microsoft.com/office/word/2018/wordml/cex" xmlns:w16cid="http://schemas.microsoft.com/office/word/2016/wordml/cid" xmlns:w16="http://schemas.microsoft.com/office/word/2018/wordml" xmlns:w16sdtdh="http://schemas.microsoft.com/office/word/2020/wordml/sdtdatahash" xmlns:w16se="http://schemas.microsoft.com/office/word/2015/wordml/symex" xmlns:wpg="http://schemas.microsoft.com/office/word/2010/wordprocessingGroup" xmlns:wpi="http://schemas.microsoft.com/office/word/2010/wordprocessingInk" xmlns:wne="http://schemas.microsoft.com/office/word/2006/wordml" xmlns:wps="http://schemas.microsoft.com/office/word/2010/wordprocessingShape"/>
-</file>
-
-<file path=word/endnotes.xml><?xml version="1.0" encoding="utf-8"?>
-<w:endnotes xmlns:wpc="http://schemas.microsoft.com/office/word/2010/wordprocessingCanvas" xmlns:mc="http://schemas.openxmlformats.org/markup-compatibility/2006" xmlns:o="urn:schemas-microsoft-com:office:office" xmlns:r="http://schemas.openxmlformats.org/officeDocument/2006/relationships" xmlns:m="http://schemas.openxmlformats.org/officeDocument/2006/math" xmlns:v="urn:schemas-microsoft-com:vml" xmlns:wp14="http://schemas.microsoft.com/office/word/2010/wordprocessingDrawing" xmlns:wp="http://schemas.openxmlformats.org/drawingml/2006/wordprocessingDrawing" xmlns:w10="urn:schemas-microsoft-com:office:word" xmlns:w="http://schemas.openxmlformats.org/wordprocessingml/2006/main" xmlns:w14="http://schemas.microsoft.com/office/word/2010/wordml" xmlns:w15="http://schemas.microsoft.com/office/word/2012/wordml" xmlns:wpg="http://schemas.microsoft.com/office/word/2010/wordprocessingGroup" xmlns:wpi="http://schemas.microsoft.com/office/word/2010/wordprocessingInk" xmlns:wne="http://schemas.microsoft.com/office/word/2006/wordml" xmlns:wps="http://schemas.microsoft.com/office/word/2010/wordprocessingShape" mc:Ignorable="w14 w15 wp14">
-  <w:endnote w:type="separator" w:id="-1">
-    <w:p>
-      <w:pPr>
-        <w:spacing w:after="0" w:line="240" w:lineRule="auto"/>
-      </w:pPr>
-      <w:r>
-        <w:rPr>
-          <w:rStyle w:val="EndnoteReference"/>
-        </w:rPr>
-        <w:endnoteRef/>
-      </w:r>
-      <w:r>
-        <w:separator/>
-      </w:r>
-    </w:p>
-  </w:endnote>
-  <w:endnote w:type="continuationSeparator" w:id="0">
-    <w:p>
-      <w:pPr>
-        <w:spacing w:after="0" w:line="240" w:lineRule="auto"/>
-      </w:pPr>
-      <w:r>
-        <w:rPr>
-          <w:rStyle w:val="EndnoteReference"/>
-        </w:rPr>
-        <w:endnoteRef/>
-      </w:r>
-      <w:r>
-        <w:continuationSeparator/>
-      </w:r>
-    </w:p>
-  </w:endnote>
-</w:endnotes>
-</file>
-
-<file path=word/footnotes.xml><?xml version="1.0" encoding="utf-8"?>
-<w:footnotes xmlns:wpc="http://schemas.microsoft.com/office/word/2010/wordprocessingCanvas" xmlns:mc="http://schemas.openxmlformats.org/markup-compatibility/2006" xmlns:o="urn:schemas-microsoft-com:office:office" xmlns:r="http://schemas.openxmlformats.org/officeDocument/2006/relationships" xmlns:m="http://schemas.openxmlformats.org/officeDocument/2006/math" xmlns:v="urn:schemas-microsoft-com:vml" xmlns:wp14="http://schemas.microsoft.com/office/word/2010/wordprocessingDrawing" xmlns:wp="http://schemas.openxmlformats.org/drawingml/2006/wordprocessingDrawing" xmlns:w10="urn:schemas-microsoft-com:office:word" xmlns:w="http://schemas.openxmlformats.org/wordprocessingml/2006/main" xmlns:w14="http://schemas.microsoft.com/office/word/2010/wordml" xmlns:w15="http://schemas.microsoft.com/office/word/2012/wordml" xmlns:wpg="http://schemas.microsoft.com/office/word/2010/wordprocessingGroup" xmlns:wpi="http://schemas.microsoft.com/office/word/2010/wordprocessingInk" xmlns:wne="http://schemas.microsoft.com/office/word/2006/wordml" xmlns:wps="http://schemas.microsoft.com/office/word/2010/wordprocessingShape" mc:Ignorable="w14 w15 wp14">
-  <w:footnote w:type="separator" w:id="-1">
-    <w:p>
-      <w:pPr>
-        <w:spacing w:after="0" w:line="240" w:lineRule="auto"/>
-      </w:pPr>
-      <w:r>
-        <w:rPr>
-          <w:rStyle w:val="FootnoteReference"/>
-        </w:rPr>
-        <w:footnoteRef/>
-      </w:r>
-      <w:r>
-        <w:separator/>
-      </w:r>
-    </w:p>
-  </w:footnote>
-  <w:footnote w:type="continuationSeparator" w:id="0">
-    <w:p>
-      <w:pPr>
-        <w:spacing w:after="0" w:line="240" w:lineRule="auto"/>
-      </w:pPr>
-      <w:r>
-        <w:rPr>
-          <w:rStyle w:val="FootnoteReference"/>
-        </w:rPr>
-        <w:footnoteRef/>
-      </w:r>
-      <w:r>
-        <w:continuationSeparator/>
-      </w:r>
-    </w:p>
-  </w:footnote>
-</w:footnotes>
-</file>
-
 <file path=word/numbering.xml><?xml version="1.0" encoding="utf-8"?>
-<w:numbering xmlns:wpc="http://schemas.microsoft.com/office/word/2010/wordprocessingCanvas" xmlns:mc="http://schemas.openxmlformats.org/markup-compatibility/2006" xmlns:o="urn:schemas-microsoft-com:office:office" xmlns:r="http://schemas.openxmlformats.org/officeDocument/2006/relationships" xmlns:m="http://schemas.openxmlformats.org/officeDocument/2006/math" xmlns:v="urn:schemas-microsoft-com:vml" xmlns:wp14="http://schemas.microsoft.com/office/word/2010/wordprocessingDrawing" xmlns:wp="http://schemas.openxmlformats.org/drawingml/2006/wordprocessingDrawing" xmlns:w10="urn:schemas-microsoft-com:office:word" xmlns:w="http://schemas.openxmlformats.org/wordprocessingml/2006/main" xmlns:w14="http://schemas.microsoft.com/office/word/2010/wordml" xmlns:w15="http://schemas.microsoft.com/office/word/2012/wordml" xmlns:wpg="http://schemas.microsoft.com/office/word/2010/wordprocessingGroup" xmlns:wpi="http://schemas.microsoft.com/office/word/2010/wordprocessingInk" xmlns:wne="http://schemas.microsoft.com/office/word/2006/wordml" xmlns:wps="http://schemas.microsoft.com/office/word/2010/wordprocessingShape" mc:Ignorable="w14 w15 wp14">
-  <w:abstractNum w:abstractNumId="1" w15:restartNumberingAfterBreak="0">
+<w:numbering xmlns:wpc="http://schemas.microsoft.com/office/word/2010/wordprocessingCanvas" xmlns:cx="http://schemas.microsoft.com/office/drawing/2014/chartex" xmlns:cx1="http://schemas.microsoft.com/office/drawing/2015/9/8/chartex" xmlns:cx2="http://schemas.microsoft.com/office/drawing/2015/10/21/chartex" xmlns:cx3="http://schemas.microsoft.com/office/drawing/2016/5/9/chartex" xmlns:cx4="http://schemas.microsoft.com/office/drawing/2016/5/10/chartex" xmlns:cx5="http://schemas.microsoft.com/office/drawing/2016/5/11/chartex" xmlns:cx6="http://schemas.microsoft.com/office/drawing/2016/5/12/chartex" xmlns:cx7="http://schemas.microsoft.com/office/drawing/2016/5/13/chartex" xmlns:cx8="http://schemas.microsoft.com/office/drawing/2016/5/14/chartex" xmlns:mc="http://schemas.openxmlformats.org/markup-compatibility/2006" xmlns:aink="http://schemas.microsoft.com/office/drawing/2016/ink" xmlns:am3d="http://schemas.microsoft.com/office/drawing/2017/model3d" xmlns:o="urn:schemas-microsoft-com:office:office" xmlns:oel="http://schemas.microsoft.com/office/2019/extlst" xmlns:r="http://schemas.openxmlformats.org/officeDocument/2006/relationships" xmlns:m="http://schemas.openxmlformats.org/officeDocument/2006/math" xmlns:v="urn:schemas-microsoft-com:vml" xmlns:wp14="http://schemas.microsoft.com/office/word/2010/wordprocessingDrawing" xmlns:wp="http://schemas.openxmlformats.org/drawingml/2006/wordprocessingDrawing" xmlns:w10="urn:schemas-microsoft-com:office:word" xmlns:w="http://schemas.openxmlformats.org/wordprocessingml/2006/main" xmlns:w14="http://schemas.microsoft.com/office/word/2010/wordml" xmlns:w15="http://schemas.microsoft.com/office/word/2012/wordml" xmlns:w16cex="http://schemas.microsoft.com/office/word/2018/wordml/cex" xmlns:w16cid="http://schemas.microsoft.com/office/word/2016/wordml/cid" xmlns:w16="http://schemas.microsoft.com/office/word/2018/wordml" xmlns:w16du="http://schemas.microsoft.com/office/word/2023/wordml/word16du" xmlns:w16sdtdh="http://schemas.microsoft.com/office/word/2020/wordml/sdtdatahash" xmlns:w16sdtfl="http://schemas.microsoft.com/office/word/2024/wordml/sdtformatlock" xmlns:w16se="http://schemas.microsoft.com/office/word/2015/wordml/symex" xmlns:wpg="http://schemas.microsoft.com/office/word/2010/wordprocessingGroup" xmlns:wpi="http://schemas.microsoft.com/office/word/2010/wordprocessingInk" xmlns:wne="http://schemas.microsoft.com/office/word/2006/wordml" xmlns:wps="http://schemas.microsoft.com/office/word/2010/wordprocessingShape" mc:Ignorable="w14 w15 w16se w16cid w16 w16cex w16sdtdh w16sdtfl w16du wp14">
+  <w:abstractNum w:abstractNumId="0" w15:restartNumberingAfterBreak="0">
+    <w:nsid w:val="3270391B"/>
     <w:multiLevelType w:val="hybridMultilevel"/>
-    <w:lvl w:ilvl="0" w15:tentative="1">
+    <w:tmpl w:val="D2ACC9E0"/>
+    <w:lvl w:ilvl="0" w:tplc="26DC1722">
       <w:start w:val="1"/>
       <w:numFmt w:val="bullet"/>
       <w:lvlText w:val="●"/>
@@ -1496,7 +1336,7 @@
         <w:ind w:left="720" w:hanging="360"/>
       </w:pPr>
     </w:lvl>
-    <w:lvl w:ilvl="1" w15:tentative="1">
+    <w:lvl w:ilvl="1" w:tplc="B9CE9038">
       <w:start w:val="1"/>
       <w:numFmt w:val="bullet"/>
       <w:lvlText w:val="○"/>
@@ -1505,7 +1345,7 @@
         <w:ind w:left="1440" w:hanging="360"/>
       </w:pPr>
     </w:lvl>
-    <w:lvl w:ilvl="2" w15:tentative="1">
+    <w:lvl w:ilvl="2" w:tplc="5F547A2A">
       <w:start w:val="1"/>
       <w:numFmt w:val="bullet"/>
       <w:lvlText w:val="■"/>
@@ -1514,7 +1354,7 @@
         <w:ind w:left="2160" w:hanging="360"/>
       </w:pPr>
     </w:lvl>
-    <w:lvl w:ilvl="3" w15:tentative="1">
+    <w:lvl w:ilvl="3" w:tplc="0FF22E90">
       <w:start w:val="1"/>
       <w:numFmt w:val="bullet"/>
       <w:lvlText w:val="●"/>
@@ -1523,7 +1363,7 @@
         <w:ind w:left="2880" w:hanging="360"/>
       </w:pPr>
     </w:lvl>
-    <w:lvl w:ilvl="4" w15:tentative="1">
+    <w:lvl w:ilvl="4" w:tplc="AA32ABC0">
       <w:start w:val="1"/>
       <w:numFmt w:val="bullet"/>
       <w:lvlText w:val="○"/>
@@ -1532,7 +1372,7 @@
         <w:ind w:left="3600" w:hanging="360"/>
       </w:pPr>
     </w:lvl>
-    <w:lvl w:ilvl="5" w15:tentative="1">
+    <w:lvl w:ilvl="5" w:tplc="6A6290BA">
       <w:start w:val="1"/>
       <w:numFmt w:val="bullet"/>
       <w:lvlText w:val="■"/>
@@ -1541,7 +1381,7 @@
         <w:ind w:left="4320" w:hanging="360"/>
       </w:pPr>
     </w:lvl>
-    <w:lvl w:ilvl="6" w15:tentative="1">
+    <w:lvl w:ilvl="6" w:tplc="B6CE8FDC">
       <w:start w:val="1"/>
       <w:numFmt w:val="bullet"/>
       <w:lvlText w:val="●"/>
@@ -1550,7 +1390,7 @@
         <w:ind w:left="5040" w:hanging="360"/>
       </w:pPr>
     </w:lvl>
-    <w:lvl w:ilvl="7" w15:tentative="1">
+    <w:lvl w:ilvl="7" w:tplc="5F407E5C">
       <w:start w:val="1"/>
       <w:numFmt w:val="bullet"/>
       <w:lvlText w:val="●"/>
@@ -1559,7 +1399,7 @@
         <w:ind w:left="5760" w:hanging="360"/>
       </w:pPr>
     </w:lvl>
-    <w:lvl w:ilvl="8" w15:tentative="1">
+    <w:lvl w:ilvl="8" w:tplc="EDCE9CCE">
       <w:start w:val="1"/>
       <w:numFmt w:val="bullet"/>
       <w:lvlText w:val="●"/>
@@ -1569,9 +1409,11 @@
       </w:pPr>
     </w:lvl>
   </w:abstractNum>
-  <w:abstractNum w:abstractNumId="2" w15:restartNumberingAfterBreak="0">
+  <w:abstractNum w:abstractNumId="1" w15:restartNumberingAfterBreak="0">
+    <w:nsid w:val="34FB327B"/>
     <w:multiLevelType w:val="hybridMultilevel"/>
-    <w:lvl w:ilvl="0" w15:tentative="1">
+    <w:tmpl w:val="C472E74C"/>
+    <w:lvl w:ilvl="0" w:tplc="07BC20B0">
       <w:start w:val="1"/>
       <w:numFmt w:val="bullet"/>
       <w:lvlText w:val="•"/>
@@ -1580,15 +1422,55 @@
         <w:ind w:left="480" w:hanging="280"/>
       </w:pPr>
     </w:lvl>
+    <w:lvl w:ilvl="1" w:tplc="85F6D04C">
+      <w:numFmt w:val="decimal"/>
+      <w:lvlText w:val=""/>
+      <w:lvlJc w:val="left"/>
+    </w:lvl>
+    <w:lvl w:ilvl="2" w:tplc="A6C2EBEA">
+      <w:numFmt w:val="decimal"/>
+      <w:lvlText w:val=""/>
+      <w:lvlJc w:val="left"/>
+    </w:lvl>
+    <w:lvl w:ilvl="3" w:tplc="1C08A188">
+      <w:numFmt w:val="decimal"/>
+      <w:lvlText w:val=""/>
+      <w:lvlJc w:val="left"/>
+    </w:lvl>
+    <w:lvl w:ilvl="4" w:tplc="63BCAAB8">
+      <w:numFmt w:val="decimal"/>
+      <w:lvlText w:val=""/>
+      <w:lvlJc w:val="left"/>
+    </w:lvl>
+    <w:lvl w:ilvl="5" w:tplc="DE8E9E2E">
+      <w:numFmt w:val="decimal"/>
+      <w:lvlText w:val=""/>
+      <w:lvlJc w:val="left"/>
+    </w:lvl>
+    <w:lvl w:ilvl="6" w:tplc="B12C72E6">
+      <w:numFmt w:val="decimal"/>
+      <w:lvlText w:val=""/>
+      <w:lvlJc w:val="left"/>
+    </w:lvl>
+    <w:lvl w:ilvl="7" w:tplc="4F62D5D4">
+      <w:numFmt w:val="decimal"/>
+      <w:lvlText w:val=""/>
+      <w:lvlJc w:val="left"/>
+    </w:lvl>
+    <w:lvl w:ilvl="8" w:tplc="CC5C7D60">
+      <w:numFmt w:val="decimal"/>
+      <w:lvlText w:val=""/>
+      <w:lvlJc w:val="left"/>
+    </w:lvl>
   </w:abstractNum>
-  <w:num w:numId="1">
-    <w:abstractNumId w:val="1"/>
+  <w:num w:numId="1" w16cid:durableId="1444416825">
+    <w:abstractNumId w:val="0"/>
     <w:lvlOverride w:ilvl="0">
       <w:startOverride w:val="1"/>
     </w:lvlOverride>
   </w:num>
-  <w:num w:numId="2">
-    <w:abstractNumId w:val="2"/>
+  <w:num w:numId="2" w16cid:durableId="488327426">
+    <w:abstractNumId w:val="1"/>
     <w:lvlOverride w:ilvl="0">
       <w:startOverride w:val="1"/>
     </w:lvlOverride>
@@ -1597,54 +1479,441 @@
 </file>
 
 <file path=word/styles.xml><?xml version="1.0" encoding="utf-8"?>
-<w:styles xmlns:mc="http://schemas.openxmlformats.org/markup-compatibility/2006" xmlns:r="http://schemas.openxmlformats.org/officeDocument/2006/relationships" xmlns:w="http://schemas.openxmlformats.org/wordprocessingml/2006/main" xmlns:w14="http://schemas.microsoft.com/office/word/2010/wordml" xmlns:w15="http://schemas.microsoft.com/office/word/2012/wordml" mc:Ignorable="w14 w15">
+<w:styles xmlns:mc="http://schemas.openxmlformats.org/markup-compatibility/2006" xmlns:r="http://schemas.openxmlformats.org/officeDocument/2006/relationships" xmlns:w="http://schemas.openxmlformats.org/wordprocessingml/2006/main" xmlns:w14="http://schemas.microsoft.com/office/word/2010/wordml" xmlns:w15="http://schemas.microsoft.com/office/word/2012/wordml" xmlns:w16cex="http://schemas.microsoft.com/office/word/2018/wordml/cex" xmlns:w16cid="http://schemas.microsoft.com/office/word/2016/wordml/cid" xmlns:w16="http://schemas.microsoft.com/office/word/2018/wordml" xmlns:w16du="http://schemas.microsoft.com/office/word/2023/wordml/word16du" xmlns:w16sdtdh="http://schemas.microsoft.com/office/word/2020/wordml/sdtdatahash" xmlns:w16sdtfl="http://schemas.microsoft.com/office/word/2024/wordml/sdtformatlock" xmlns:w16se="http://schemas.microsoft.com/office/word/2015/wordml/symex" mc:Ignorable="w14 w15 w16se w16cid w16 w16cex w16sdtdh w16sdtfl w16du">
   <w:docDefaults>
     <w:rPrDefault>
       <w:rPr>
-        <w:rFonts w:ascii="Arial" w:cs="Arial" w:eastAsia="Arial" w:hAnsi="Arial"/>
+        <w:rFonts w:ascii="Arial" w:eastAsia="Arial" w:hAnsi="Arial" w:cs="Arial"/>
         <w:sz w:val="22"/>
         <w:szCs w:val="22"/>
+        <w:lang w:val="en-IN" w:eastAsia="en-IN" w:bidi="ar-SA"/>
       </w:rPr>
     </w:rPrDefault>
     <w:pPrDefault/>
   </w:docDefaults>
-  <w:style w:type="paragraph" w:styleId="Title">
-    <w:name w:val="Title"/>
-    <w:basedOn w:val="Normal"/>
-    <w:next w:val="Normal"/>
+  <w:latentStyles w:defLockedState="0" w:defUIPriority="99" w:defSemiHidden="0" w:defUnhideWhenUsed="0" w:defQFormat="0" w:count="376">
+    <w:lsdException w:name="Normal" w:uiPriority="0" w:qFormat="1"/>
+    <w:lsdException w:name="heading 1" w:uiPriority="9" w:qFormat="1"/>
+    <w:lsdException w:name="heading 2" w:semiHidden="1" w:uiPriority="9" w:unhideWhenUsed="1" w:qFormat="1"/>
+    <w:lsdException w:name="heading 3" w:semiHidden="1" w:uiPriority="9" w:unhideWhenUsed="1" w:qFormat="1"/>
+    <w:lsdException w:name="heading 4" w:semiHidden="1" w:uiPriority="9" w:unhideWhenUsed="1" w:qFormat="1"/>
+    <w:lsdException w:name="heading 5" w:semiHidden="1" w:uiPriority="9" w:unhideWhenUsed="1" w:qFormat="1"/>
+    <w:lsdException w:name="heading 6" w:semiHidden="1" w:uiPriority="9" w:unhideWhenUsed="1" w:qFormat="1"/>
+    <w:lsdException w:name="heading 7" w:semiHidden="1" w:uiPriority="9" w:unhideWhenUsed="1" w:qFormat="1"/>
+    <w:lsdException w:name="heading 8" w:semiHidden="1" w:uiPriority="9" w:unhideWhenUsed="1" w:qFormat="1"/>
+    <w:lsdException w:name="heading 9" w:semiHidden="1" w:uiPriority="9" w:unhideWhenUsed="1" w:qFormat="1"/>
+    <w:lsdException w:name="index 1" w:semiHidden="1" w:unhideWhenUsed="1"/>
+    <w:lsdException w:name="index 2" w:semiHidden="1" w:unhideWhenUsed="1"/>
+    <w:lsdException w:name="index 3" w:semiHidden="1" w:unhideWhenUsed="1"/>
+    <w:lsdException w:name="index 4" w:semiHidden="1" w:unhideWhenUsed="1"/>
+    <w:lsdException w:name="index 5" w:semiHidden="1" w:unhideWhenUsed="1"/>
+    <w:lsdException w:name="index 6" w:semiHidden="1" w:unhideWhenUsed="1"/>
+    <w:lsdException w:name="index 7" w:semiHidden="1" w:unhideWhenUsed="1"/>
+    <w:lsdException w:name="index 8" w:semiHidden="1" w:unhideWhenUsed="1"/>
+    <w:lsdException w:name="index 9" w:semiHidden="1" w:unhideWhenUsed="1"/>
+    <w:lsdException w:name="toc 1" w:semiHidden="1" w:uiPriority="39" w:unhideWhenUsed="1"/>
+    <w:lsdException w:name="toc 2" w:semiHidden="1" w:uiPriority="39" w:unhideWhenUsed="1"/>
+    <w:lsdException w:name="toc 3" w:semiHidden="1" w:uiPriority="39" w:unhideWhenUsed="1"/>
+    <w:lsdException w:name="toc 4" w:semiHidden="1" w:uiPriority="39" w:unhideWhenUsed="1"/>
+    <w:lsdException w:name="toc 5" w:semiHidden="1" w:uiPriority="39" w:unhideWhenUsed="1"/>
+    <w:lsdException w:name="toc 6" w:semiHidden="1" w:uiPriority="39" w:unhideWhenUsed="1"/>
+    <w:lsdException w:name="toc 7" w:semiHidden="1" w:uiPriority="39" w:unhideWhenUsed="1"/>
+    <w:lsdException w:name="toc 8" w:semiHidden="1" w:uiPriority="39" w:unhideWhenUsed="1"/>
+    <w:lsdException w:name="toc 9" w:semiHidden="1" w:uiPriority="39" w:unhideWhenUsed="1"/>
+    <w:lsdException w:name="Normal Indent" w:semiHidden="1" w:unhideWhenUsed="1"/>
+    <w:lsdException w:name="footnote text" w:semiHidden="1" w:unhideWhenUsed="1"/>
+    <w:lsdException w:name="annotation text" w:semiHidden="1" w:unhideWhenUsed="1"/>
+    <w:lsdException w:name="header" w:semiHidden="1" w:unhideWhenUsed="1"/>
+    <w:lsdException w:name="footer" w:semiHidden="1" w:unhideWhenUsed="1"/>
+    <w:lsdException w:name="index heading" w:semiHidden="1" w:unhideWhenUsed="1"/>
+    <w:lsdException w:name="caption" w:semiHidden="1" w:uiPriority="35" w:unhideWhenUsed="1" w:qFormat="1"/>
+    <w:lsdException w:name="table of figures" w:semiHidden="1" w:unhideWhenUsed="1"/>
+    <w:lsdException w:name="envelope address" w:semiHidden="1" w:unhideWhenUsed="1"/>
+    <w:lsdException w:name="envelope return" w:semiHidden="1" w:unhideWhenUsed="1"/>
+    <w:lsdException w:name="footnote reference" w:semiHidden="1" w:unhideWhenUsed="1"/>
+    <w:lsdException w:name="annotation reference" w:semiHidden="1" w:unhideWhenUsed="1"/>
+    <w:lsdException w:name="line number" w:semiHidden="1" w:unhideWhenUsed="1"/>
+    <w:lsdException w:name="page number" w:semiHidden="1" w:unhideWhenUsed="1"/>
+    <w:lsdException w:name="endnote reference" w:semiHidden="1" w:unhideWhenUsed="1"/>
+    <w:lsdException w:name="endnote text" w:semiHidden="1" w:unhideWhenUsed="1"/>
+    <w:lsdException w:name="table of authorities" w:semiHidden="1" w:unhideWhenUsed="1"/>
+    <w:lsdException w:name="macro" w:semiHidden="1" w:unhideWhenUsed="1"/>
+    <w:lsdException w:name="toa heading" w:semiHidden="1" w:unhideWhenUsed="1"/>
+    <w:lsdException w:name="List" w:semiHidden="1" w:unhideWhenUsed="1"/>
+    <w:lsdException w:name="List Bullet" w:semiHidden="1" w:unhideWhenUsed="1"/>
+    <w:lsdException w:name="List Number" w:semiHidden="1" w:unhideWhenUsed="1"/>
+    <w:lsdException w:name="List 2" w:semiHidden="1" w:unhideWhenUsed="1"/>
+    <w:lsdException w:name="List 3" w:semiHidden="1" w:unhideWhenUsed="1"/>
+    <w:lsdException w:name="List 4" w:semiHidden="1" w:unhideWhenUsed="1"/>
+    <w:lsdException w:name="List 5" w:semiHidden="1" w:unhideWhenUsed="1"/>
+    <w:lsdException w:name="List Bullet 2" w:semiHidden="1" w:unhideWhenUsed="1"/>
+    <w:lsdException w:name="List Bullet 3" w:semiHidden="1" w:unhideWhenUsed="1"/>
+    <w:lsdException w:name="List Bullet 4" w:semiHidden="1" w:unhideWhenUsed="1"/>
+    <w:lsdException w:name="List Bullet 5" w:semiHidden="1" w:unhideWhenUsed="1"/>
+    <w:lsdException w:name="List Number 2" w:semiHidden="1" w:unhideWhenUsed="1"/>
+    <w:lsdException w:name="List Number 3" w:semiHidden="1" w:unhideWhenUsed="1"/>
+    <w:lsdException w:name="List Number 4" w:semiHidden="1" w:unhideWhenUsed="1"/>
+    <w:lsdException w:name="List Number 5" w:semiHidden="1" w:unhideWhenUsed="1"/>
+    <w:lsdException w:name="Title" w:uiPriority="10" w:qFormat="1"/>
+    <w:lsdException w:name="Closing" w:semiHidden="1" w:unhideWhenUsed="1"/>
+    <w:lsdException w:name="Signature" w:semiHidden="1" w:unhideWhenUsed="1"/>
+    <w:lsdException w:name="Default Paragraph Font" w:semiHidden="1" w:uiPriority="1" w:unhideWhenUsed="1"/>
+    <w:lsdException w:name="Body Text" w:semiHidden="1" w:unhideWhenUsed="1"/>
+    <w:lsdException w:name="Body Text Indent" w:semiHidden="1" w:unhideWhenUsed="1"/>
+    <w:lsdException w:name="List Continue" w:semiHidden="1" w:unhideWhenUsed="1"/>
+    <w:lsdException w:name="List Continue 2" w:semiHidden="1" w:unhideWhenUsed="1"/>
+    <w:lsdException w:name="List Continue 3" w:semiHidden="1" w:unhideWhenUsed="1"/>
+    <w:lsdException w:name="List Continue 4" w:semiHidden="1" w:unhideWhenUsed="1"/>
+    <w:lsdException w:name="List Continue 5" w:semiHidden="1" w:unhideWhenUsed="1"/>
+    <w:lsdException w:name="Message Header" w:semiHidden="1" w:unhideWhenUsed="1"/>
+    <w:lsdException w:name="Subtitle" w:uiPriority="11" w:qFormat="1"/>
+    <w:lsdException w:name="Salutation" w:semiHidden="1" w:unhideWhenUsed="1"/>
+    <w:lsdException w:name="Date" w:semiHidden="1" w:unhideWhenUsed="1"/>
+    <w:lsdException w:name="Body Text First Indent" w:semiHidden="1" w:unhideWhenUsed="1"/>
+    <w:lsdException w:name="Body Text First Indent 2" w:semiHidden="1" w:unhideWhenUsed="1"/>
+    <w:lsdException w:name="Note Heading" w:semiHidden="1" w:unhideWhenUsed="1"/>
+    <w:lsdException w:name="Body Text 2" w:semiHidden="1" w:unhideWhenUsed="1"/>
+    <w:lsdException w:name="Body Text 3" w:semiHidden="1" w:unhideWhenUsed="1"/>
+    <w:lsdException w:name="Body Text Indent 2" w:semiHidden="1" w:unhideWhenUsed="1"/>
+    <w:lsdException w:name="Body Text Indent 3" w:semiHidden="1" w:unhideWhenUsed="1"/>
+    <w:lsdException w:name="Block Text" w:semiHidden="1" w:unhideWhenUsed="1"/>
+    <w:lsdException w:name="Hyperlink" w:semiHidden="1" w:unhideWhenUsed="1"/>
+    <w:lsdException w:name="FollowedHyperlink" w:semiHidden="1" w:unhideWhenUsed="1"/>
+    <w:lsdException w:name="Strong" w:uiPriority="22" w:qFormat="1"/>
+    <w:lsdException w:name="Emphasis" w:uiPriority="20" w:qFormat="1"/>
+    <w:lsdException w:name="Document Map" w:semiHidden="1" w:unhideWhenUsed="1"/>
+    <w:lsdException w:name="Plain Text" w:semiHidden="1" w:unhideWhenUsed="1"/>
+    <w:lsdException w:name="E-mail Signature" w:semiHidden="1" w:unhideWhenUsed="1"/>
+    <w:lsdException w:name="HTML Top of Form" w:semiHidden="1" w:unhideWhenUsed="1"/>
+    <w:lsdException w:name="HTML Bottom of Form" w:semiHidden="1" w:unhideWhenUsed="1"/>
+    <w:lsdException w:name="Normal (Web)" w:semiHidden="1" w:unhideWhenUsed="1"/>
+    <w:lsdException w:name="HTML Acronym" w:semiHidden="1" w:unhideWhenUsed="1"/>
+    <w:lsdException w:name="HTML Address" w:semiHidden="1" w:unhideWhenUsed="1"/>
+    <w:lsdException w:name="HTML Cite" w:semiHidden="1" w:unhideWhenUsed="1"/>
+    <w:lsdException w:name="HTML Code" w:semiHidden="1" w:unhideWhenUsed="1"/>
+    <w:lsdException w:name="HTML Definition" w:semiHidden="1" w:unhideWhenUsed="1"/>
+    <w:lsdException w:name="HTML Keyboard" w:semiHidden="1" w:unhideWhenUsed="1"/>
+    <w:lsdException w:name="HTML Preformatted" w:semiHidden="1" w:unhideWhenUsed="1"/>
+    <w:lsdException w:name="HTML Sample" w:semiHidden="1" w:unhideWhenUsed="1"/>
+    <w:lsdException w:name="HTML Typewriter" w:semiHidden="1" w:unhideWhenUsed="1"/>
+    <w:lsdException w:name="HTML Variable" w:semiHidden="1" w:unhideWhenUsed="1"/>
+    <w:lsdException w:name="Normal Table" w:semiHidden="1" w:unhideWhenUsed="1"/>
+    <w:lsdException w:name="annotation subject" w:semiHidden="1" w:unhideWhenUsed="1"/>
+    <w:lsdException w:name="No List" w:semiHidden="1" w:unhideWhenUsed="1"/>
+    <w:lsdException w:name="Outline List 1" w:semiHidden="1" w:unhideWhenUsed="1"/>
+    <w:lsdException w:name="Outline List 2" w:semiHidden="1" w:unhideWhenUsed="1"/>
+    <w:lsdException w:name="Outline List 3" w:semiHidden="1" w:unhideWhenUsed="1"/>
+    <w:lsdException w:name="Table Simple 1" w:semiHidden="1" w:unhideWhenUsed="1"/>
+    <w:lsdException w:name="Table Simple 2" w:semiHidden="1" w:unhideWhenUsed="1"/>
+    <w:lsdException w:name="Table Simple 3" w:semiHidden="1" w:unhideWhenUsed="1"/>
+    <w:lsdException w:name="Table Classic 1" w:semiHidden="1" w:unhideWhenUsed="1"/>
+    <w:lsdException w:name="Table Classic 2" w:semiHidden="1" w:unhideWhenUsed="1"/>
+    <w:lsdException w:name="Table Classic 3" w:semiHidden="1" w:unhideWhenUsed="1"/>
+    <w:lsdException w:name="Table Classic 4" w:semiHidden="1" w:unhideWhenUsed="1"/>
+    <w:lsdException w:name="Table Colorful 1" w:semiHidden="1" w:unhideWhenUsed="1"/>
+    <w:lsdException w:name="Table Colorful 2" w:semiHidden="1" w:unhideWhenUsed="1"/>
+    <w:lsdException w:name="Table Colorful 3" w:semiHidden="1" w:unhideWhenUsed="1"/>
+    <w:lsdException w:name="Table Columns 1" w:semiHidden="1" w:unhideWhenUsed="1"/>
+    <w:lsdException w:name="Table Columns 2" w:semiHidden="1" w:unhideWhenUsed="1"/>
+    <w:lsdException w:name="Table Columns 3" w:semiHidden="1" w:unhideWhenUsed="1"/>
+    <w:lsdException w:name="Table Columns 4" w:semiHidden="1" w:unhideWhenUsed="1"/>
+    <w:lsdException w:name="Table Columns 5" w:semiHidden="1" w:unhideWhenUsed="1"/>
+    <w:lsdException w:name="Table Grid 1" w:semiHidden="1" w:unhideWhenUsed="1"/>
+    <w:lsdException w:name="Table Grid 2" w:semiHidden="1" w:unhideWhenUsed="1"/>
+    <w:lsdException w:name="Table Grid 3" w:semiHidden="1" w:unhideWhenUsed="1"/>
+    <w:lsdException w:name="Table Grid 4" w:semiHidden="1" w:unhideWhenUsed="1"/>
+    <w:lsdException w:name="Table Grid 5" w:semiHidden="1" w:unhideWhenUsed="1"/>
+    <w:lsdException w:name="Table Grid 6" w:semiHidden="1" w:unhideWhenUsed="1"/>
+    <w:lsdException w:name="Table Grid 7" w:semiHidden="1" w:unhideWhenUsed="1"/>
+    <w:lsdException w:name="Table Grid 8" w:semiHidden="1" w:unhideWhenUsed="1"/>
+    <w:lsdException w:name="Table List 1" w:semiHidden="1" w:unhideWhenUsed="1"/>
+    <w:lsdException w:name="Table List 2" w:semiHidden="1" w:unhideWhenUsed="1"/>
+    <w:lsdException w:name="Table List 3" w:semiHidden="1" w:unhideWhenUsed="1"/>
+    <w:lsdException w:name="Table List 4" w:semiHidden="1" w:unhideWhenUsed="1"/>
+    <w:lsdException w:name="Table List 5" w:semiHidden="1" w:unhideWhenUsed="1"/>
+    <w:lsdException w:name="Table List 6" w:semiHidden="1" w:unhideWhenUsed="1"/>
+    <w:lsdException w:name="Table List 7" w:semiHidden="1" w:unhideWhenUsed="1"/>
+    <w:lsdException w:name="Table List 8" w:semiHidden="1" w:unhideWhenUsed="1"/>
+    <w:lsdException w:name="Table 3D effects 1" w:semiHidden="1" w:unhideWhenUsed="1"/>
+    <w:lsdException w:name="Table 3D effects 2" w:semiHidden="1" w:unhideWhenUsed="1"/>
+    <w:lsdException w:name="Table 3D effects 3" w:semiHidden="1" w:unhideWhenUsed="1"/>
+    <w:lsdException w:name="Table Contemporary" w:semiHidden="1" w:unhideWhenUsed="1"/>
+    <w:lsdException w:name="Table Elegant" w:semiHidden="1" w:unhideWhenUsed="1"/>
+    <w:lsdException w:name="Table Professional" w:semiHidden="1" w:unhideWhenUsed="1"/>
+    <w:lsdException w:name="Table Subtle 1" w:semiHidden="1" w:unhideWhenUsed="1"/>
+    <w:lsdException w:name="Table Subtle 2" w:semiHidden="1" w:unhideWhenUsed="1"/>
+    <w:lsdException w:name="Table Web 1" w:semiHidden="1" w:unhideWhenUsed="1"/>
+    <w:lsdException w:name="Table Web 2" w:semiHidden="1" w:unhideWhenUsed="1"/>
+    <w:lsdException w:name="Table Web 3" w:semiHidden="1" w:unhideWhenUsed="1"/>
+    <w:lsdException w:name="Balloon Text" w:semiHidden="1" w:unhideWhenUsed="1"/>
+    <w:lsdException w:name="Table Grid" w:uiPriority="39"/>
+    <w:lsdException w:name="Table Theme" w:semiHidden="1" w:unhideWhenUsed="1"/>
+    <w:lsdException w:name="Placeholder Text" w:semiHidden="1"/>
+    <w:lsdException w:name="No Spacing" w:uiPriority="1" w:qFormat="1"/>
+    <w:lsdException w:name="Light Shading" w:uiPriority="60"/>
+    <w:lsdException w:name="Light List" w:uiPriority="61"/>
+    <w:lsdException w:name="Light Grid" w:uiPriority="62"/>
+    <w:lsdException w:name="Medium Shading 1" w:uiPriority="63"/>
+    <w:lsdException w:name="Medium Shading 2" w:uiPriority="64"/>
+    <w:lsdException w:name="Medium List 1" w:uiPriority="65"/>
+    <w:lsdException w:name="Medium List 2" w:uiPriority="66"/>
+    <w:lsdException w:name="Medium Grid 1" w:uiPriority="67"/>
+    <w:lsdException w:name="Medium Grid 2" w:uiPriority="68"/>
+    <w:lsdException w:name="Medium Grid 3" w:uiPriority="69"/>
+    <w:lsdException w:name="Dark List" w:uiPriority="70"/>
+    <w:lsdException w:name="Colorful Shading" w:uiPriority="71"/>
+    <w:lsdException w:name="Colorful List" w:uiPriority="72"/>
+    <w:lsdException w:name="Colorful Grid" w:uiPriority="73"/>
+    <w:lsdException w:name="Light Shading Accent 1" w:uiPriority="60"/>
+    <w:lsdException w:name="Light List Accent 1" w:uiPriority="61"/>
+    <w:lsdException w:name="Light Grid Accent 1" w:uiPriority="62"/>
+    <w:lsdException w:name="Medium Shading 1 Accent 1" w:uiPriority="63"/>
+    <w:lsdException w:name="Medium Shading 2 Accent 1" w:uiPriority="64"/>
+    <w:lsdException w:name="Medium List 1 Accent 1" w:uiPriority="65"/>
+    <w:lsdException w:name="Revision" w:semiHidden="1"/>
+    <w:lsdException w:name="List Paragraph" w:uiPriority="34" w:qFormat="1"/>
+    <w:lsdException w:name="Quote" w:uiPriority="29" w:qFormat="1"/>
+    <w:lsdException w:name="Intense Quote" w:uiPriority="30" w:qFormat="1"/>
+    <w:lsdException w:name="Medium List 2 Accent 1" w:uiPriority="66"/>
+    <w:lsdException w:name="Medium Grid 1 Accent 1" w:uiPriority="67"/>
+    <w:lsdException w:name="Medium Grid 2 Accent 1" w:uiPriority="68"/>
+    <w:lsdException w:name="Medium Grid 3 Accent 1" w:uiPriority="69"/>
+    <w:lsdException w:name="Dark List Accent 1" w:uiPriority="70"/>
+    <w:lsdException w:name="Colorful Shading Accent 1" w:uiPriority="71"/>
+    <w:lsdException w:name="Colorful List Accent 1" w:uiPriority="72"/>
+    <w:lsdException w:name="Colorful Grid Accent 1" w:uiPriority="73"/>
+    <w:lsdException w:name="Light Shading Accent 2" w:uiPriority="60"/>
+    <w:lsdException w:name="Light List Accent 2" w:uiPriority="61"/>
+    <w:lsdException w:name="Light Grid Accent 2" w:uiPriority="62"/>
+    <w:lsdException w:name="Medium Shading 1 Accent 2" w:uiPriority="63"/>
+    <w:lsdException w:name="Medium Shading 2 Accent 2" w:uiPriority="64"/>
+    <w:lsdException w:name="Medium List 1 Accent 2" w:uiPriority="65"/>
+    <w:lsdException w:name="Medium List 2 Accent 2" w:uiPriority="66"/>
+    <w:lsdException w:name="Medium Grid 1 Accent 2" w:uiPriority="67"/>
+    <w:lsdException w:name="Medium Grid 2 Accent 2" w:uiPriority="68"/>
+    <w:lsdException w:name="Medium Grid 3 Accent 2" w:uiPriority="69"/>
+    <w:lsdException w:name="Dark List Accent 2" w:uiPriority="70"/>
+    <w:lsdException w:name="Colorful Shading Accent 2" w:uiPriority="71"/>
+    <w:lsdException w:name="Colorful List Accent 2" w:uiPriority="72"/>
+    <w:lsdException w:name="Colorful Grid Accent 2" w:uiPriority="73"/>
+    <w:lsdException w:name="Light Shading Accent 3" w:uiPriority="60"/>
+    <w:lsdException w:name="Light List Accent 3" w:uiPriority="61"/>
+    <w:lsdException w:name="Light Grid Accent 3" w:uiPriority="62"/>
+    <w:lsdException w:name="Medium Shading 1 Accent 3" w:uiPriority="63"/>
+    <w:lsdException w:name="Medium Shading 2 Accent 3" w:uiPriority="64"/>
+    <w:lsdException w:name="Medium List 1 Accent 3" w:uiPriority="65"/>
+    <w:lsdException w:name="Medium List 2 Accent 3" w:uiPriority="66"/>
+    <w:lsdException w:name="Medium Grid 1 Accent 3" w:uiPriority="67"/>
+    <w:lsdException w:name="Medium Grid 2 Accent 3" w:uiPriority="68"/>
+    <w:lsdException w:name="Medium Grid 3 Accent 3" w:uiPriority="69"/>
+    <w:lsdException w:name="Dark List Accent 3" w:uiPriority="70"/>
+    <w:lsdException w:name="Colorful Shading Accent 3" w:uiPriority="71"/>
+    <w:lsdException w:name="Colorful List Accent 3" w:uiPriority="72"/>
+    <w:lsdException w:name="Colorful Grid Accent 3" w:uiPriority="73"/>
+    <w:lsdException w:name="Light Shading Accent 4" w:uiPriority="60"/>
+    <w:lsdException w:name="Light List Accent 4" w:uiPriority="61"/>
+    <w:lsdException w:name="Light Grid Accent 4" w:uiPriority="62"/>
+    <w:lsdException w:name="Medium Shading 1 Accent 4" w:uiPriority="63"/>
+    <w:lsdException w:name="Medium Shading 2 Accent 4" w:uiPriority="64"/>
+    <w:lsdException w:name="Medium List 1 Accent 4" w:uiPriority="65"/>
+    <w:lsdException w:name="Medium List 2 Accent 4" w:uiPriority="66"/>
+    <w:lsdException w:name="Medium Grid 1 Accent 4" w:uiPriority="67"/>
+    <w:lsdException w:name="Medium Grid 2 Accent 4" w:uiPriority="68"/>
+    <w:lsdException w:name="Medium Grid 3 Accent 4" w:uiPriority="69"/>
+    <w:lsdException w:name="Dark List Accent 4" w:uiPriority="70"/>
+    <w:lsdException w:name="Colorful Shading Accent 4" w:uiPriority="71"/>
+    <w:lsdException w:name="Colorful List Accent 4" w:uiPriority="72"/>
+    <w:lsdException w:name="Colorful Grid Accent 4" w:uiPriority="73"/>
+    <w:lsdException w:name="Light Shading Accent 5" w:uiPriority="60"/>
+    <w:lsdException w:name="Light List Accent 5" w:uiPriority="61"/>
+    <w:lsdException w:name="Light Grid Accent 5" w:uiPriority="62"/>
+    <w:lsdException w:name="Medium Shading 1 Accent 5" w:uiPriority="63"/>
+    <w:lsdException w:name="Medium Shading 2 Accent 5" w:uiPriority="64"/>
+    <w:lsdException w:name="Medium List 1 Accent 5" w:uiPriority="65"/>
+    <w:lsdException w:name="Medium List 2 Accent 5" w:uiPriority="66"/>
+    <w:lsdException w:name="Medium Grid 1 Accent 5" w:uiPriority="67"/>
+    <w:lsdException w:name="Medium Grid 2 Accent 5" w:uiPriority="68"/>
+    <w:lsdException w:name="Medium Grid 3 Accent 5" w:uiPriority="69"/>
+    <w:lsdException w:name="Dark List Accent 5" w:uiPriority="70"/>
+    <w:lsdException w:name="Colorful Shading Accent 5" w:uiPriority="71"/>
+    <w:lsdException w:name="Colorful List Accent 5" w:uiPriority="72"/>
+    <w:lsdException w:name="Colorful Grid Accent 5" w:uiPriority="73"/>
+    <w:lsdException w:name="Light Shading Accent 6" w:uiPriority="60"/>
+    <w:lsdException w:name="Light List Accent 6" w:uiPriority="61"/>
+    <w:lsdException w:name="Light Grid Accent 6" w:uiPriority="62"/>
+    <w:lsdException w:name="Medium Shading 1 Accent 6" w:uiPriority="63"/>
+    <w:lsdException w:name="Medium Shading 2 Accent 6" w:uiPriority="64"/>
+    <w:lsdException w:name="Medium List 1 Accent 6" w:uiPriority="65"/>
+    <w:lsdException w:name="Medium List 2 Accent 6" w:uiPriority="66"/>
+    <w:lsdException w:name="Medium Grid 1 Accent 6" w:uiPriority="67"/>
+    <w:lsdException w:name="Medium Grid 2 Accent 6" w:uiPriority="68"/>
+    <w:lsdException w:name="Medium Grid 3 Accent 6" w:uiPriority="69"/>
+    <w:lsdException w:name="Dark List Accent 6" w:uiPriority="70"/>
+    <w:lsdException w:name="Colorful Shading Accent 6" w:uiPriority="71"/>
+    <w:lsdException w:name="Colorful List Accent 6" w:uiPriority="72"/>
+    <w:lsdException w:name="Colorful Grid Accent 6" w:uiPriority="73"/>
+    <w:lsdException w:name="Subtle Emphasis" w:uiPriority="19" w:qFormat="1"/>
+    <w:lsdException w:name="Intense Emphasis" w:uiPriority="21" w:qFormat="1"/>
+    <w:lsdException w:name="Subtle Reference" w:uiPriority="31" w:qFormat="1"/>
+    <w:lsdException w:name="Intense Reference" w:uiPriority="32" w:qFormat="1"/>
+    <w:lsdException w:name="Book Title" w:uiPriority="33" w:qFormat="1"/>
+    <w:lsdException w:name="Bibliography" w:semiHidden="1" w:uiPriority="37" w:unhideWhenUsed="1"/>
+    <w:lsdException w:name="TOC Heading" w:semiHidden="1" w:uiPriority="39" w:unhideWhenUsed="1" w:qFormat="1"/>
+    <w:lsdException w:name="Plain Table 1" w:uiPriority="41"/>
+    <w:lsdException w:name="Plain Table 2" w:uiPriority="42"/>
+    <w:lsdException w:name="Plain Table 3" w:uiPriority="43"/>
+    <w:lsdException w:name="Plain Table 4" w:uiPriority="44"/>
+    <w:lsdException w:name="Plain Table 5" w:uiPriority="45"/>
+    <w:lsdException w:name="Grid Table Light" w:uiPriority="40"/>
+    <w:lsdException w:name="Grid Table 1 Light" w:uiPriority="46"/>
+    <w:lsdException w:name="Grid Table 2" w:uiPriority="47"/>
+    <w:lsdException w:name="Grid Table 3" w:uiPriority="48"/>
+    <w:lsdException w:name="Grid Table 4" w:uiPriority="49"/>
+    <w:lsdException w:name="Grid Table 5 Dark" w:uiPriority="50"/>
+    <w:lsdException w:name="Grid Table 6 Colorful" w:uiPriority="51"/>
+    <w:lsdException w:name="Grid Table 7 Colorful" w:uiPriority="52"/>
+    <w:lsdException w:name="Grid Table 1 Light Accent 1" w:uiPriority="46"/>
+    <w:lsdException w:name="Grid Table 2 Accent 1" w:uiPriority="47"/>
+    <w:lsdException w:name="Grid Table 3 Accent 1" w:uiPriority="48"/>
+    <w:lsdException w:name="Grid Table 4 Accent 1" w:uiPriority="49"/>
+    <w:lsdException w:name="Grid Table 5 Dark Accent 1" w:uiPriority="50"/>
+    <w:lsdException w:name="Grid Table 6 Colorful Accent 1" w:uiPriority="51"/>
+    <w:lsdException w:name="Grid Table 7 Colorful Accent 1" w:uiPriority="52"/>
+    <w:lsdException w:name="Grid Table 1 Light Accent 2" w:uiPriority="46"/>
+    <w:lsdException w:name="Grid Table 2 Accent 2" w:uiPriority="47"/>
+    <w:lsdException w:name="Grid Table 3 Accent 2" w:uiPriority="48"/>
+    <w:lsdException w:name="Grid Table 4 Accent 2" w:uiPriority="49"/>
+    <w:lsdException w:name="Grid Table 5 Dark Accent 2" w:uiPriority="50"/>
+    <w:lsdException w:name="Grid Table 6 Colorful Accent 2" w:uiPriority="51"/>
+    <w:lsdException w:name="Grid Table 7 Colorful Accent 2" w:uiPriority="52"/>
+    <w:lsdException w:name="Grid Table 1 Light Accent 3" w:uiPriority="46"/>
+    <w:lsdException w:name="Grid Table 2 Accent 3" w:uiPriority="47"/>
+    <w:lsdException w:name="Grid Table 3 Accent 3" w:uiPriority="48"/>
+    <w:lsdException w:name="Grid Table 4 Accent 3" w:uiPriority="49"/>
+    <w:lsdException w:name="Grid Table 5 Dark Accent 3" w:uiPriority="50"/>
+    <w:lsdException w:name="Grid Table 6 Colorful Accent 3" w:uiPriority="51"/>
+    <w:lsdException w:name="Grid Table 7 Colorful Accent 3" w:uiPriority="52"/>
+    <w:lsdException w:name="Grid Table 1 Light Accent 4" w:uiPriority="46"/>
+    <w:lsdException w:name="Grid Table 2 Accent 4" w:uiPriority="47"/>
+    <w:lsdException w:name="Grid Table 3 Accent 4" w:uiPriority="48"/>
+    <w:lsdException w:name="Grid Table 4 Accent 4" w:uiPriority="49"/>
+    <w:lsdException w:name="Grid Table 5 Dark Accent 4" w:uiPriority="50"/>
+    <w:lsdException w:name="Grid Table 6 Colorful Accent 4" w:uiPriority="51"/>
+    <w:lsdException w:name="Grid Table 7 Colorful Accent 4" w:uiPriority="52"/>
+    <w:lsdException w:name="Grid Table 1 Light Accent 5" w:uiPriority="46"/>
+    <w:lsdException w:name="Grid Table 2 Accent 5" w:uiPriority="47"/>
+    <w:lsdException w:name="Grid Table 3 Accent 5" w:uiPriority="48"/>
+    <w:lsdException w:name="Grid Table 4 Accent 5" w:uiPriority="49"/>
+    <w:lsdException w:name="Grid Table 5 Dark Accent 5" w:uiPriority="50"/>
+    <w:lsdException w:name="Grid Table 6 Colorful Accent 5" w:uiPriority="51"/>
+    <w:lsdException w:name="Grid Table 7 Colorful Accent 5" w:uiPriority="52"/>
+    <w:lsdException w:name="Grid Table 1 Light Accent 6" w:uiPriority="46"/>
+    <w:lsdException w:name="Grid Table 2 Accent 6" w:uiPriority="47"/>
+    <w:lsdException w:name="Grid Table 3 Accent 6" w:uiPriority="48"/>
+    <w:lsdException w:name="Grid Table 4 Accent 6" w:uiPriority="49"/>
+    <w:lsdException w:name="Grid Table 5 Dark Accent 6" w:uiPriority="50"/>
+    <w:lsdException w:name="Grid Table 6 Colorful Accent 6" w:uiPriority="51"/>
+    <w:lsdException w:name="Grid Table 7 Colorful Accent 6" w:uiPriority="52"/>
+    <w:lsdException w:name="List Table 1 Light" w:uiPriority="46"/>
+    <w:lsdException w:name="List Table 2" w:uiPriority="47"/>
+    <w:lsdException w:name="List Table 3" w:uiPriority="48"/>
+    <w:lsdException w:name="List Table 4" w:uiPriority="49"/>
+    <w:lsdException w:name="List Table 5 Dark" w:uiPriority="50"/>
+    <w:lsdException w:name="List Table 6 Colorful" w:uiPriority="51"/>
+    <w:lsdException w:name="List Table 7 Colorful" w:uiPriority="52"/>
+    <w:lsdException w:name="List Table 1 Light Accent 1" w:uiPriority="46"/>
+    <w:lsdException w:name="List Table 2 Accent 1" w:uiPriority="47"/>
+    <w:lsdException w:name="List Table 3 Accent 1" w:uiPriority="48"/>
+    <w:lsdException w:name="List Table 4 Accent 1" w:uiPriority="49"/>
+    <w:lsdException w:name="List Table 5 Dark Accent 1" w:uiPriority="50"/>
+    <w:lsdException w:name="List Table 6 Colorful Accent 1" w:uiPriority="51"/>
+    <w:lsdException w:name="List Table 7 Colorful Accent 1" w:uiPriority="52"/>
+    <w:lsdException w:name="List Table 1 Light Accent 2" w:uiPriority="46"/>
+    <w:lsdException w:name="List Table 2 Accent 2" w:uiPriority="47"/>
+    <w:lsdException w:name="List Table 3 Accent 2" w:uiPriority="48"/>
+    <w:lsdException w:name="List Table 4 Accent 2" w:uiPriority="49"/>
+    <w:lsdException w:name="List Table 5 Dark Accent 2" w:uiPriority="50"/>
+    <w:lsdException w:name="List Table 6 Colorful Accent 2" w:uiPriority="51"/>
+    <w:lsdException w:name="List Table 7 Colorful Accent 2" w:uiPriority="52"/>
+    <w:lsdException w:name="List Table 1 Light Accent 3" w:uiPriority="46"/>
+    <w:lsdException w:name="List Table 2 Accent 3" w:uiPriority="47"/>
+    <w:lsdException w:name="List Table 3 Accent 3" w:uiPriority="48"/>
+    <w:lsdException w:name="List Table 4 Accent 3" w:uiPriority="49"/>
+    <w:lsdException w:name="List Table 5 Dark Accent 3" w:uiPriority="50"/>
+    <w:lsdException w:name="List Table 6 Colorful Accent 3" w:uiPriority="51"/>
+    <w:lsdException w:name="List Table 7 Colorful Accent 3" w:uiPriority="52"/>
+    <w:lsdException w:name="List Table 1 Light Accent 4" w:uiPriority="46"/>
+    <w:lsdException w:name="List Table 2 Accent 4" w:uiPriority="47"/>
+    <w:lsdException w:name="List Table 3 Accent 4" w:uiPriority="48"/>
+    <w:lsdException w:name="List Table 4 Accent 4" w:uiPriority="49"/>
+    <w:lsdException w:name="List Table 5 Dark Accent 4" w:uiPriority="50"/>
+    <w:lsdException w:name="List Table 6 Colorful Accent 4" w:uiPriority="51"/>
+    <w:lsdException w:name="List Table 7 Colorful Accent 4" w:uiPriority="52"/>
+    <w:lsdException w:name="List Table 1 Light Accent 5" w:uiPriority="46"/>
+    <w:lsdException w:name="List Table 2 Accent 5" w:uiPriority="47"/>
+    <w:lsdException w:name="List Table 3 Accent 5" w:uiPriority="48"/>
+    <w:lsdException w:name="List Table 4 Accent 5" w:uiPriority="49"/>
+    <w:lsdException w:name="List Table 5 Dark Accent 5" w:uiPriority="50"/>
+    <w:lsdException w:name="List Table 6 Colorful Accent 5" w:uiPriority="51"/>
+    <w:lsdException w:name="List Table 7 Colorful Accent 5" w:uiPriority="52"/>
+    <w:lsdException w:name="List Table 1 Light Accent 6" w:uiPriority="46"/>
+    <w:lsdException w:name="List Table 2 Accent 6" w:uiPriority="47"/>
+    <w:lsdException w:name="List Table 3 Accent 6" w:uiPriority="48"/>
+    <w:lsdException w:name="List Table 4 Accent 6" w:uiPriority="49"/>
+    <w:lsdException w:name="List Table 5 Dark Accent 6" w:uiPriority="50"/>
+    <w:lsdException w:name="List Table 6 Colorful Accent 6" w:uiPriority="51"/>
+    <w:lsdException w:name="List Table 7 Colorful Accent 6" w:uiPriority="52"/>
+    <w:lsdException w:name="Mention" w:semiHidden="1" w:unhideWhenUsed="1"/>
+    <w:lsdException w:name="Smart Hyperlink" w:semiHidden="1" w:unhideWhenUsed="1"/>
+    <w:lsdException w:name="Hashtag" w:semiHidden="1" w:unhideWhenUsed="1"/>
+    <w:lsdException w:name="Unresolved Mention" w:semiHidden="1" w:unhideWhenUsed="1"/>
+    <w:lsdException w:name="Smart Link" w:semiHidden="1" w:unhideWhenUsed="1"/>
+  </w:latentStyles>
+  <w:style w:type="paragraph" w:default="1" w:styleId="Normal">
+    <w:name w:val="Normal"/>
     <w:qFormat/>
-    <w:rPr>
-      <w:sz w:val="56"/>
-      <w:szCs w:val="56"/>
-    </w:rPr>
   </w:style>
   <w:style w:type="paragraph" w:styleId="Heading1">
-    <w:name w:val="Heading 1"/>
-    <w:basedOn w:val="Normal"/>
-    <w:next w:val="Normal"/>
+    <w:name w:val="heading 1"/>
+    <w:uiPriority w:val="9"/>
     <w:qFormat/>
+    <w:pPr>
+      <w:spacing w:before="280" w:after="160"/>
+      <w:outlineLvl w:val="0"/>
+    </w:pPr>
     <w:rPr>
-      <w:color w:val="2E74B5"/>
-      <w:sz w:val="32"/>
-      <w:szCs w:val="32"/>
+      <w:b/>
+      <w:bCs/>
+      <w:color w:val="2E5AAC"/>
+      <w:sz w:val="30"/>
+      <w:szCs w:val="30"/>
     </w:rPr>
   </w:style>
   <w:style w:type="paragraph" w:styleId="Heading2">
-    <w:name w:val="Heading 2"/>
-    <w:basedOn w:val="Normal"/>
-    <w:next w:val="Normal"/>
+    <w:name w:val="heading 2"/>
+    <w:uiPriority w:val="9"/>
+    <w:unhideWhenUsed/>
     <w:qFormat/>
+    <w:pPr>
+      <w:spacing w:before="220" w:after="120"/>
+      <w:outlineLvl w:val="1"/>
+    </w:pPr>
     <w:rPr>
-      <w:color w:val="2E74B5"/>
-      <w:sz w:val="26"/>
-      <w:szCs w:val="26"/>
+      <w:b/>
+      <w:bCs/>
+      <w:sz w:val="25"/>
+      <w:szCs w:val="25"/>
     </w:rPr>
   </w:style>
   <w:style w:type="paragraph" w:styleId="Heading3">
-    <w:name w:val="Heading 3"/>
-    <w:basedOn w:val="Normal"/>
-    <w:next w:val="Normal"/>
+    <w:name w:val="heading 3"/>
+    <w:uiPriority w:val="9"/>
+    <w:semiHidden/>
+    <w:unhideWhenUsed/>
     <w:qFormat/>
+    <w:pPr>
+      <w:outlineLvl w:val="2"/>
+    </w:pPr>
     <w:rPr>
       <w:color w:val="1F4D78"/>
       <w:sz w:val="24"/>
@@ -1652,10 +1921,14 @@
     </w:rPr>
   </w:style>
   <w:style w:type="paragraph" w:styleId="Heading4">
-    <w:name w:val="Heading 4"/>
-    <w:basedOn w:val="Normal"/>
-    <w:next w:val="Normal"/>
+    <w:name w:val="heading 4"/>
+    <w:uiPriority w:val="9"/>
+    <w:semiHidden/>
+    <w:unhideWhenUsed/>
     <w:qFormat/>
+    <w:pPr>
+      <w:outlineLvl w:val="3"/>
+    </w:pPr>
     <w:rPr>
       <w:i/>
       <w:iCs/>
@@ -1663,27 +1936,69 @@
     </w:rPr>
   </w:style>
   <w:style w:type="paragraph" w:styleId="Heading5">
-    <w:name w:val="Heading 5"/>
-    <w:basedOn w:val="Normal"/>
-    <w:next w:val="Normal"/>
+    <w:name w:val="heading 5"/>
+    <w:uiPriority w:val="9"/>
+    <w:semiHidden/>
+    <w:unhideWhenUsed/>
     <w:qFormat/>
+    <w:pPr>
+      <w:outlineLvl w:val="4"/>
+    </w:pPr>
     <w:rPr>
       <w:color w:val="2E74B5"/>
     </w:rPr>
   </w:style>
   <w:style w:type="paragraph" w:styleId="Heading6">
-    <w:name w:val="Heading 6"/>
-    <w:basedOn w:val="Normal"/>
-    <w:next w:val="Normal"/>
+    <w:name w:val="heading 6"/>
+    <w:uiPriority w:val="9"/>
+    <w:semiHidden/>
+    <w:unhideWhenUsed/>
     <w:qFormat/>
+    <w:pPr>
+      <w:outlineLvl w:val="5"/>
+    </w:pPr>
     <w:rPr>
       <w:color w:val="1F4D78"/>
     </w:rPr>
   </w:style>
-  <w:style w:type="paragraph" w:styleId="Strong">
-    <w:name w:val="Strong"/>
-    <w:basedOn w:val="Normal"/>
-    <w:next w:val="Normal"/>
+  <w:style w:type="character" w:default="1" w:styleId="DefaultParagraphFont">
+    <w:name w:val="Default Paragraph Font"/>
+    <w:uiPriority w:val="1"/>
+    <w:semiHidden/>
+    <w:unhideWhenUsed/>
+  </w:style>
+  <w:style w:type="table" w:default="1" w:styleId="TableNormal">
+    <w:name w:val="Normal Table"/>
+    <w:uiPriority w:val="99"/>
+    <w:semiHidden/>
+    <w:unhideWhenUsed/>
+    <w:tblPr>
+      <w:tblInd w:w="0" w:type="dxa"/>
+      <w:tblCellMar>
+        <w:top w:w="0" w:type="dxa"/>
+        <w:left w:w="108" w:type="dxa"/>
+        <w:bottom w:w="0" w:type="dxa"/>
+        <w:right w:w="108" w:type="dxa"/>
+      </w:tblCellMar>
+    </w:tblPr>
+  </w:style>
+  <w:style w:type="numbering" w:default="1" w:styleId="NoList">
+    <w:name w:val="No List"/>
+    <w:uiPriority w:val="99"/>
+    <w:semiHidden/>
+    <w:unhideWhenUsed/>
+  </w:style>
+  <w:style w:type="paragraph" w:styleId="Title">
+    <w:name w:val="Title"/>
+    <w:uiPriority w:val="10"/>
+    <w:qFormat/>
+    <w:rPr>
+      <w:sz w:val="56"/>
+      <w:szCs w:val="56"/>
+    </w:rPr>
+  </w:style>
+  <w:style w:type="paragraph" w:customStyle="1" w:styleId="Strong1">
+    <w:name w:val="Strong1"/>
     <w:qFormat/>
     <w:rPr>
       <w:b/>
@@ -1692,12 +2007,10 @@
   </w:style>
   <w:style w:type="paragraph" w:styleId="ListParagraph">
     <w:name w:val="List Paragraph"/>
-    <w:basedOn w:val="Normal"/>
     <w:qFormat/>
   </w:style>
   <w:style w:type="character" w:styleId="Hyperlink">
     <w:name w:val="Hyperlink"/>
-    <w:basedOn w:val="DefaultParagraphFont"/>
     <w:uiPriority w:val="99"/>
     <w:unhideWhenUsed/>
     <w:rPr>
@@ -1707,7 +2020,6 @@
   </w:style>
   <w:style w:type="character" w:styleId="FootnoteReference">
     <w:name w:val="footnote reference"/>
-    <w:basedOn w:val="DefaultParagraphFont"/>
     <w:uiPriority w:val="99"/>
     <w:semiHidden/>
     <w:unhideWhenUsed/>
@@ -1717,22 +2029,17 @@
   </w:style>
   <w:style w:type="paragraph" w:styleId="FootnoteText">
     <w:name w:val="footnote text"/>
-    <w:basedOn w:val="Normal"/>
     <w:link w:val="FootnoteTextChar"/>
     <w:uiPriority w:val="99"/>
     <w:semiHidden/>
     <w:unhideWhenUsed/>
-    <w:pPr>
-      <w:spacing w:after="0" w:line="240" w:lineRule="auto"/>
-    </w:pPr>
     <w:rPr>
       <w:sz w:val="20"/>
       <w:szCs w:val="20"/>
     </w:rPr>
   </w:style>
-  <w:style w:type="character" w:styleId="FootnoteTextChar">
+  <w:style w:type="character" w:customStyle="1" w:styleId="FootnoteTextChar">
     <w:name w:val="Footnote Text Char"/>
-    <w:basedOn w:val="DefaultParagraphFont"/>
     <w:link w:val="FootnoteText"/>
     <w:uiPriority w:val="99"/>
     <w:semiHidden/>
@@ -1744,7 +2051,6 @@
   </w:style>
   <w:style w:type="character" w:styleId="EndnoteReference">
     <w:name w:val="endnote reference"/>
-    <w:basedOn w:val="DefaultParagraphFont"/>
     <w:uiPriority w:val="99"/>
     <w:semiHidden/>
     <w:unhideWhenUsed/>
@@ -1754,22 +2060,17 @@
   </w:style>
   <w:style w:type="paragraph" w:styleId="EndnoteText">
     <w:name w:val="endnote text"/>
-    <w:basedOn w:val="Normal"/>
     <w:link w:val="EndnoteTextChar"/>
     <w:uiPriority w:val="99"/>
     <w:semiHidden/>
     <w:unhideWhenUsed/>
-    <w:pPr>
-      <w:spacing w:after="0" w:line="240" w:lineRule="auto"/>
-    </w:pPr>
     <w:rPr>
       <w:sz w:val="20"/>
       <w:szCs w:val="20"/>
     </w:rPr>
   </w:style>
-  <w:style w:type="character" w:styleId="EndnoteTextChar">
+  <w:style w:type="character" w:customStyle="1" w:styleId="EndnoteTextChar">
     <w:name w:val="Endnote Text Char"/>
-    <w:basedOn w:val="DefaultParagraphFont"/>
     <w:link w:val="EndnoteText"/>
     <w:uiPriority w:val="99"/>
     <w:semiHidden/>
@@ -1779,40 +2080,300 @@
       <w:szCs w:val="20"/>
     </w:rPr>
   </w:style>
-  <w:style w:type="paragraph" w:styleId="Heading1">
-    <w:name w:val="Heading 1"/>
-    <w:basedOn w:val="Normal"/>
-    <w:next w:val="Normal"/>
-    <w:qFormat/>
-    <w:pPr>
-      <w:spacing w:after="160" w:before="280"/>
-      <w:outlineLvl w:val="0"/>
-    </w:pPr>
-    <w:rPr>
-      <w:rFonts w:ascii="Arial" w:cs="Arial" w:eastAsia="Arial" w:hAnsi="Arial"/>
-      <w:b/>
-      <w:bCs/>
-      <w:color w:val="2E5AAC"/>
-      <w:sz w:val="30"/>
-      <w:szCs w:val="30"/>
-    </w:rPr>
-  </w:style>
-  <w:style w:type="paragraph" w:styleId="Heading2">
-    <w:name w:val="Heading 2"/>
-    <w:basedOn w:val="Normal"/>
-    <w:next w:val="Normal"/>
-    <w:qFormat/>
-    <w:pPr>
-      <w:spacing w:after="120" w:before="220"/>
-      <w:outlineLvl w:val="1"/>
-    </w:pPr>
-    <w:rPr>
-      <w:rFonts w:ascii="Arial" w:cs="Arial" w:eastAsia="Arial" w:hAnsi="Arial"/>
-      <w:b/>
-      <w:bCs/>
-      <w:sz w:val="25"/>
-      <w:szCs w:val="25"/>
-    </w:rPr>
-  </w:style>
 </w:styles>
+</file>
+
+<file path=word/theme/theme1.xml><?xml version="1.0" encoding="utf-8"?>
+<a:theme xmlns:a="http://schemas.openxmlformats.org/drawingml/2006/main" name="Office Theme">
+  <a:themeElements>
+    <a:clrScheme name="Office">
+      <a:dk1>
+        <a:sysClr val="windowText" lastClr="000000"/>
+      </a:dk1>
+      <a:lt1>
+        <a:sysClr val="window" lastClr="FFFFFF"/>
+      </a:lt1>
+      <a:dk2>
+        <a:srgbClr val="44546A"/>
+      </a:dk2>
+      <a:lt2>
+        <a:srgbClr val="E7E6E6"/>
+      </a:lt2>
+      <a:accent1>
+        <a:srgbClr val="4472C4"/>
+      </a:accent1>
+      <a:accent2>
+        <a:srgbClr val="ED7D31"/>
+      </a:accent2>
+      <a:accent3>
+        <a:srgbClr val="A5A5A5"/>
+      </a:accent3>
+      <a:accent4>
+        <a:srgbClr val="FFC000"/>
+      </a:accent4>
+      <a:accent5>
+        <a:srgbClr val="5B9BD5"/>
+      </a:accent5>
+      <a:accent6>
+        <a:srgbClr val="70AD47"/>
+      </a:accent6>
+      <a:hlink>
+        <a:srgbClr val="0563C1"/>
+      </a:hlink>
+      <a:folHlink>
+        <a:srgbClr val="954F72"/>
+      </a:folHlink>
+    </a:clrScheme>
+    <a:fontScheme name="Office">
+      <a:majorFont>
+        <a:latin typeface="Calibri Light" panose="020F0302020204030204"/>
+        <a:ea typeface=""/>
+        <a:cs typeface=""/>
+        <a:font script="Jpan" typeface="游ゴシック Light"/>
+        <a:font script="Hang" typeface="맑은 고딕"/>
+        <a:font script="Hans" typeface="等线 Light"/>
+        <a:font script="Hant" typeface="新細明體"/>
+        <a:font script="Arab" typeface="Times New Roman"/>
+        <a:font script="Hebr" typeface="Times New Roman"/>
+        <a:font script="Thai" typeface="Angsana New"/>
+        <a:font script="Ethi" typeface="Nyala"/>
+        <a:font script="Beng" typeface="Vrinda"/>
+        <a:font script="Gujr" typeface="Shruti"/>
+        <a:font script="Khmr" typeface="MoolBoran"/>
+        <a:font script="Knda" typeface="Tunga"/>
+        <a:font script="Guru" typeface="Raavi"/>
+        <a:font script="Cans" typeface="Euphemia"/>
+        <a:font script="Cher" typeface="Plantagenet Cherokee"/>
+        <a:font script="Yiii" typeface="Microsoft Yi Baiti"/>
+        <a:font script="Tibt" typeface="Microsoft Himalaya"/>
+        <a:font script="Thaa" typeface="MV Boli"/>
+        <a:font script="Deva" typeface="Mangal"/>
+        <a:font script="Telu" typeface="Gautami"/>
+        <a:font script="Taml" typeface="Latha"/>
+        <a:font script="Syrc" typeface="Estrangelo Edessa"/>
+        <a:font script="Orya" typeface="Kalinga"/>
+        <a:font script="Mlym" typeface="Kartika"/>
+        <a:font script="Laoo" typeface="DokChampa"/>
+        <a:font script="Sinh" typeface="Iskoola Pota"/>
+        <a:font script="Mong" typeface="Mongolian Baiti"/>
+        <a:font script="Viet" typeface="Times New Roman"/>
+        <a:font script="Uigh" typeface="Microsoft Uighur"/>
+        <a:font script="Geor" typeface="Sylfaen"/>
+        <a:font script="Armn" typeface="Arial"/>
+        <a:font script="Bugi" typeface="Leelawadee UI"/>
+        <a:font script="Bopo" typeface="Microsoft JhengHei"/>
+        <a:font script="Java" typeface="Javanese Text"/>
+        <a:font script="Lisu" typeface="Segoe UI"/>
+        <a:font script="Mymr" typeface="Myanmar Text"/>
+        <a:font script="Nkoo" typeface="Ebrima"/>
+        <a:font script="Olck" typeface="Nirmala UI"/>
+        <a:font script="Osma" typeface="Ebrima"/>
+        <a:font script="Phag" typeface="Phagspa"/>
+        <a:font script="Syrn" typeface="Estrangelo Edessa"/>
+        <a:font script="Syrj" typeface="Estrangelo Edessa"/>
+        <a:font script="Syre" typeface="Estrangelo Edessa"/>
+        <a:font script="Sora" typeface="Nirmala UI"/>
+        <a:font script="Tale" typeface="Microsoft Tai Le"/>
+        <a:font script="Talu" typeface="Microsoft New Tai Lue"/>
+        <a:font script="Tfng" typeface="Ebrima"/>
+      </a:majorFont>
+      <a:minorFont>
+        <a:latin typeface="Calibri" panose="020F0502020204030204"/>
+        <a:ea typeface=""/>
+        <a:cs typeface=""/>
+        <a:font script="Jpan" typeface="游明朝"/>
+        <a:font script="Hang" typeface="맑은 고딕"/>
+        <a:font script="Hans" typeface="等线"/>
+        <a:font script="Hant" typeface="新細明體"/>
+        <a:font script="Arab" typeface="Arial"/>
+        <a:font script="Hebr" typeface="Arial"/>
+        <a:font script="Thai" typeface="Cordia New"/>
+        <a:font script="Ethi" typeface="Nyala"/>
+        <a:font script="Beng" typeface="Vrinda"/>
+        <a:font script="Gujr" typeface="Shruti"/>
+        <a:font script="Khmr" typeface="DaunPenh"/>
+        <a:font script="Knda" typeface="Tunga"/>
+        <a:font script="Guru" typeface="Raavi"/>
+        <a:font script="Cans" typeface="Euphemia"/>
+        <a:font script="Cher" typeface="Plantagenet Cherokee"/>
+        <a:font script="Yiii" typeface="Microsoft Yi Baiti"/>
+        <a:font script="Tibt" typeface="Microsoft Himalaya"/>
+        <a:font script="Thaa" typeface="MV Boli"/>
+        <a:font script="Deva" typeface="Mangal"/>
+        <a:font script="Telu" typeface="Gautami"/>
+        <a:font script="Taml" typeface="Latha"/>
+        <a:font script="Syrc" typeface="Estrangelo Edessa"/>
+        <a:font script="Orya" typeface="Kalinga"/>
+        <a:font script="Mlym" typeface="Kartika"/>
+        <a:font script="Laoo" typeface="DokChampa"/>
+        <a:font script="Sinh" typeface="Iskoola Pota"/>
+        <a:font script="Mong" typeface="Mongolian Baiti"/>
+        <a:font script="Viet" typeface="Arial"/>
+        <a:font script="Uigh" typeface="Microsoft Uighur"/>
+        <a:font script="Geor" typeface="Sylfaen"/>
+        <a:font script="Armn" typeface="Arial"/>
+        <a:font script="Bugi" typeface="Leelawadee UI"/>
+        <a:font script="Bopo" typeface="Microsoft JhengHei"/>
+        <a:font script="Java" typeface="Javanese Text"/>
+        <a:font script="Lisu" typeface="Segoe UI"/>
+        <a:font script="Mymr" typeface="Myanmar Text"/>
+        <a:font script="Nkoo" typeface="Ebrima"/>
+        <a:font script="Olck" typeface="Nirmala UI"/>
+        <a:font script="Osma" typeface="Ebrima"/>
+        <a:font script="Phag" typeface="Phagspa"/>
+        <a:font script="Syrn" typeface="Estrangelo Edessa"/>
+        <a:font script="Syrj" typeface="Estrangelo Edessa"/>
+        <a:font script="Syre" typeface="Estrangelo Edessa"/>
+        <a:font script="Sora" typeface="Nirmala UI"/>
+        <a:font script="Tale" typeface="Microsoft Tai Le"/>
+        <a:font script="Talu" typeface="Microsoft New Tai Lue"/>
+        <a:font script="Tfng" typeface="Ebrima"/>
+      </a:minorFont>
+    </a:fontScheme>
+    <a:fmtScheme name="Office">
+      <a:fillStyleLst>
+        <a:solidFill>
+          <a:schemeClr val="phClr"/>
+        </a:solidFill>
+        <a:gradFill rotWithShape="1">
+          <a:gsLst>
+            <a:gs pos="0">
+              <a:schemeClr val="phClr">
+                <a:lumMod val="110000"/>
+                <a:satMod val="105000"/>
+                <a:tint val="67000"/>
+              </a:schemeClr>
+            </a:gs>
+            <a:gs pos="50000">
+              <a:schemeClr val="phClr">
+                <a:lumMod val="105000"/>
+                <a:satMod val="103000"/>
+                <a:tint val="73000"/>
+              </a:schemeClr>
+            </a:gs>
+            <a:gs pos="100000">
+              <a:schemeClr val="phClr">
+                <a:lumMod val="105000"/>
+                <a:satMod val="109000"/>
+                <a:tint val="81000"/>
+              </a:schemeClr>
+            </a:gs>
+          </a:gsLst>
+          <a:lin ang="5400000" scaled="0"/>
+        </a:gradFill>
+        <a:gradFill rotWithShape="1">
+          <a:gsLst>
+            <a:gs pos="0">
+              <a:schemeClr val="phClr">
+                <a:satMod val="103000"/>
+                <a:lumMod val="102000"/>
+                <a:tint val="94000"/>
+              </a:schemeClr>
+            </a:gs>
+            <a:gs pos="50000">
+              <a:schemeClr val="phClr">
+                <a:satMod val="110000"/>
+                <a:lumMod val="100000"/>
+                <a:shade val="100000"/>
+              </a:schemeClr>
+            </a:gs>
+            <a:gs pos="100000">
+              <a:schemeClr val="phClr">
+                <a:lumMod val="99000"/>
+                <a:satMod val="120000"/>
+                <a:shade val="78000"/>
+              </a:schemeClr>
+            </a:gs>
+          </a:gsLst>
+          <a:lin ang="5400000" scaled="0"/>
+        </a:gradFill>
+      </a:fillStyleLst>
+      <a:lnStyleLst>
+        <a:ln w="6350" cap="flat" cmpd="sng" algn="ctr">
+          <a:solidFill>
+            <a:schemeClr val="phClr"/>
+          </a:solidFill>
+          <a:prstDash val="solid"/>
+          <a:miter lim="800000"/>
+        </a:ln>
+        <a:ln w="12700" cap="flat" cmpd="sng" algn="ctr">
+          <a:solidFill>
+            <a:schemeClr val="phClr"/>
+          </a:solidFill>
+          <a:prstDash val="solid"/>
+          <a:miter lim="800000"/>
+        </a:ln>
+        <a:ln w="19050" cap="flat" cmpd="sng" algn="ctr">
+          <a:solidFill>
+            <a:schemeClr val="phClr"/>
+          </a:solidFill>
+          <a:prstDash val="solid"/>
+          <a:miter lim="800000"/>
+        </a:ln>
+      </a:lnStyleLst>
+      <a:effectStyleLst>
+        <a:effectStyle>
+          <a:effectLst/>
+        </a:effectStyle>
+        <a:effectStyle>
+          <a:effectLst/>
+        </a:effectStyle>
+        <a:effectStyle>
+          <a:effectLst>
+            <a:outerShdw blurRad="57150" dist="19050" dir="5400000" algn="ctr" rotWithShape="0">
+              <a:srgbClr val="000000">
+                <a:alpha val="63000"/>
+              </a:srgbClr>
+            </a:outerShdw>
+          </a:effectLst>
+        </a:effectStyle>
+      </a:effectStyleLst>
+      <a:bgFillStyleLst>
+        <a:solidFill>
+          <a:schemeClr val="phClr"/>
+        </a:solidFill>
+        <a:solidFill>
+          <a:schemeClr val="phClr">
+            <a:tint val="95000"/>
+            <a:satMod val="170000"/>
+          </a:schemeClr>
+        </a:solidFill>
+        <a:gradFill rotWithShape="1">
+          <a:gsLst>
+            <a:gs pos="0">
+              <a:schemeClr val="phClr">
+                <a:tint val="93000"/>
+                <a:satMod val="150000"/>
+                <a:shade val="98000"/>
+                <a:lumMod val="102000"/>
+              </a:schemeClr>
+            </a:gs>
+            <a:gs pos="50000">
+              <a:schemeClr val="phClr">
+                <a:tint val="98000"/>
+                <a:satMod val="130000"/>
+                <a:shade val="90000"/>
+                <a:lumMod val="103000"/>
+              </a:schemeClr>
+            </a:gs>
+            <a:gs pos="100000">
+              <a:schemeClr val="phClr">
+                <a:shade val="63000"/>
+                <a:satMod val="120000"/>
+              </a:schemeClr>
+            </a:gs>
+          </a:gsLst>
+          <a:lin ang="5400000" scaled="0"/>
+        </a:gradFill>
+      </a:bgFillStyleLst>
+    </a:fmtScheme>
+  </a:themeElements>
+  <a:objectDefaults/>
+  <a:extraClrSchemeLst/>
+  <a:extLst>
+    <a:ext uri="{05A4C25C-085E-4340-85A3-A5531E510DB2}">
+      <thm15:themeFamily xmlns:thm15="http://schemas.microsoft.com/office/thememl/2012/main" name="Office Theme" id="{62F939B6-93AF-4DB8-9C6B-D6C7DFDC589F}" vid="{4A3C46E8-61CC-4603-A589-7422A47A8E4A}"/>
+    </a:ext>
+  </a:extLst>
+</a:theme>
 </file>